--- a/output/documents/kyc-corporate.docx
+++ b/output/documents/kyc-corporate.docx
@@ -5,11 +5,26 @@
     <w:p>
       <w:pPr>
         <w:keepNext/>
+        <w:spacing w:before="0" w:after="0" w:line="100" w:lineRule="exact"/>
+        <w:jc w:val="left"/>
+      </w:pPr>
+      <w:r>
+        <w:rPr>
+          <w:rFonts w:ascii="Arial" w:hAnsi="Arial" w:cs="Bahij TheSansArabic Plain"/>
+          <w:b w:val="0"/>
+          <w:color w:val="242235"/>
+          <w:sz w:val="2"/>
+        </w:rPr>
+      </w:r>
+    </w:p>
+    <w:p>
+      <w:pPr>
+        <w:keepNext/>
         <w:tabs>
-          <w:tab w:pos="9746" w:val="right"/>
+          <w:tab w:pos="9886" w:val="right"/>
         </w:tabs>
-        <w:spacing w:before="100" w:after="60" w:line="380" w:lineRule="exact"/>
-        <w:ind w:left="120" w:right="120"/>
+        <w:spacing w:before="0" w:after="60" w:line="380" w:lineRule="exact"/>
+        <w:ind w:left="0" w:right="0" w:firstLine="100"/>
         <w:jc w:val="left"/>
         <w:shd w:fill="401D58"/>
       </w:pPr>
@@ -79,7 +94,7 @@
           <w:p>
             <w:pPr>
               <w:keepNext w:val="0"/>
-              <w:spacing w:before="0" w:after="0" w:line="280" w:lineRule="exact"/>
+              <w:spacing w:before="0" w:after="0" w:line="20" w:lineRule="exact"/>
               <w:jc w:val="left"/>
             </w:pPr>
             <w:r>
@@ -87,38 +102,8 @@
                 <w:rFonts w:ascii="Arial" w:hAnsi="Arial" w:cs="Bahij TheSansArabic Plain"/>
                 <w:b w:val="0"/>
                 <w:color w:val="242235"/>
-                <w:sz w:val="18"/>
-              </w:rPr>
-            </w:r>
-            <w:r>
-              <w:rPr>
-                <w:rFonts w:ascii="Bahij TheSansArabic Plain" w:hAnsi="Bahij TheSansArabic Plain" w:cs="Bahij TheSansArabic Plain"/>
-                <w:b/>
-                <w:color w:val="242235"/>
-                <w:sz w:val="19"/>
-                <w:rtl/>
-                <w:szCs w:val="19"/>
-                <w:bCs/>
-              </w:rPr>
-              <w:t>⁧معلومات المستثمر (الشركات)⁩</w:t>
-            </w:r>
-            <w:r>
-              <w:rPr>
-                <w:rFonts w:ascii="Arial" w:hAnsi="Arial" w:cs="Bahij TheSansArabic Plain"/>
-                <w:b w:val="0"/>
-                <w:color w:val="656575"/>
-                <w:sz w:val="16"/>
-              </w:rPr>
-              <w:t xml:space="preserve"> / </w:t>
-            </w:r>
-            <w:r>
-              <w:rPr>
-                <w:rFonts w:ascii="Arial" w:hAnsi="Arial" w:cs="Bahij TheSansArabic Plain"/>
-                <w:b w:val="0"/>
-                <w:color w:val="656575"/>
-                <w:sz w:val="16"/>
-              </w:rPr>
-              <w:t>⁦Investor Information (Corporate)⁩</w:t>
+                <w:sz w:val="2"/>
+              </w:rPr>
             </w:r>
           </w:p>
           <w:tbl>
@@ -2489,19 +2474,34 @@
     <w:p>
       <w:pPr>
         <w:keepNext/>
+        <w:spacing w:before="0" w:after="0" w:line="100" w:lineRule="exact"/>
+        <w:jc w:val="left"/>
+      </w:pPr>
+      <w:r>
+        <w:rPr>
+          <w:rFonts w:ascii="Arial" w:hAnsi="Arial" w:cs="Bahij TheSansArabic Plain"/>
+          <w:b w:val="0"/>
+          <w:color w:val="242235"/>
+          <w:sz w:val="2"/>
+        </w:rPr>
+      </w:r>
+    </w:p>
+    <w:p>
+      <w:pPr>
+        <w:keepNext/>
         <w:tabs>
-          <w:tab w:pos="9746" w:val="right"/>
+          <w:tab w:pos="9886" w:val="right"/>
         </w:tabs>
-        <w:spacing w:before="100" w:after="60" w:line="380" w:lineRule="exact"/>
-        <w:ind w:left="120" w:right="120"/>
+        <w:spacing w:before="0" w:after="60" w:line="380" w:lineRule="exact"/>
+        <w:ind w:left="0" w:right="0" w:firstLine="100"/>
         <w:jc w:val="left"/>
-        <w:shd w:fill="F3EEF6"/>
+        <w:shd w:fill="401D58"/>
       </w:pPr>
       <w:r>
         <w:rPr>
           <w:rFonts w:ascii="Arial" w:hAnsi="Arial" w:cs="Bahij TheSansArabic Plain"/>
           <w:b/>
-          <w:color w:val="401D58"/>
+          <w:color w:val="FFFFFF"/>
           <w:sz w:val="17"/>
         </w:rPr>
       </w:r>
@@ -2509,7 +2509,7 @@
         <w:rPr>
           <w:rFonts w:ascii="Arial" w:hAnsi="Arial" w:cs="Bahij TheSansArabic Plain"/>
           <w:b/>
-          <w:color w:val="401D58"/>
+          <w:color w:val="FFFFFF"/>
           <w:sz w:val="17"/>
         </w:rPr>
         <w:t>Correspondence / Statement</w:t>
@@ -2519,7 +2519,7 @@
         <w:rPr>
           <w:rFonts w:ascii="Bahij TheSansArabic Plain" w:hAnsi="Bahij TheSansArabic Plain" w:cs="Bahij TheSansArabic Plain"/>
           <w:b/>
-          <w:color w:val="401D58"/>
+          <w:color w:val="FFFFFF"/>
           <w:sz w:val="20"/>
           <w:rtl/>
           <w:szCs w:val="20"/>
@@ -2563,7 +2563,7 @@
           <w:p>
             <w:pPr>
               <w:keepNext w:val="0"/>
-              <w:spacing w:before="0" w:after="0" w:line="280" w:lineRule="exact"/>
+              <w:spacing w:before="0" w:after="0" w:line="20" w:lineRule="exact"/>
               <w:jc w:val="left"/>
             </w:pPr>
             <w:r>
@@ -2571,38 +2571,8 @@
                 <w:rFonts w:ascii="Arial" w:hAnsi="Arial" w:cs="Bahij TheSansArabic Plain"/>
                 <w:b w:val="0"/>
                 <w:color w:val="242235"/>
-                <w:sz w:val="18"/>
-              </w:rPr>
-            </w:r>
-            <w:r>
-              <w:rPr>
-                <w:rFonts w:ascii="Bahij TheSansArabic Plain" w:hAnsi="Bahij TheSansArabic Plain" w:cs="Bahij TheSansArabic Plain"/>
-                <w:b/>
-                <w:color w:val="242235"/>
-                <w:sz w:val="19"/>
-                <w:rtl/>
-                <w:szCs w:val="19"/>
-                <w:bCs/>
-              </w:rPr>
-              <w:t>⁧الإشعارات وكشوف الحساب⁩</w:t>
-            </w:r>
-            <w:r>
-              <w:rPr>
-                <w:rFonts w:ascii="Arial" w:hAnsi="Arial" w:cs="Bahij TheSansArabic Plain"/>
-                <w:b w:val="0"/>
-                <w:color w:val="656575"/>
-                <w:sz w:val="16"/>
-              </w:rPr>
-              <w:t xml:space="preserve"> / </w:t>
-            </w:r>
-            <w:r>
-              <w:rPr>
-                <w:rFonts w:ascii="Arial" w:hAnsi="Arial" w:cs="Bahij TheSansArabic Plain"/>
-                <w:b w:val="0"/>
-                <w:color w:val="656575"/>
-                <w:sz w:val="16"/>
-              </w:rPr>
-              <w:t>⁦Correspondence / Statement⁩</w:t>
+                <w:sz w:val="2"/>
+              </w:rPr>
             </w:r>
           </w:p>
           <w:tbl>
@@ -2964,7 +2934,7 @@
           <w:p>
             <w:pPr>
               <w:keepNext w:val="0"/>
-              <w:spacing w:before="0" w:after="0" w:line="280" w:lineRule="exact"/>
+              <w:spacing w:before="0" w:after="0" w:line="20" w:lineRule="exact"/>
               <w:jc w:val="left"/>
             </w:pPr>
             <w:r>
@@ -2972,38 +2942,8 @@
                 <w:rFonts w:ascii="Arial" w:hAnsi="Arial" w:cs="Bahij TheSansArabic Plain"/>
                 <w:b w:val="0"/>
                 <w:color w:val="242235"/>
-                <w:sz w:val="18"/>
-              </w:rPr>
-            </w:r>
-            <w:r>
-              <w:rPr>
-                <w:rFonts w:ascii="Bahij TheSansArabic Plain" w:hAnsi="Bahij TheSansArabic Plain" w:cs="Bahij TheSansArabic Plain"/>
-                <w:b/>
-                <w:color w:val="242235"/>
-                <w:sz w:val="19"/>
-                <w:rtl/>
-                <w:szCs w:val="19"/>
-                <w:bCs/>
-              </w:rPr>
-              <w:t>⁧الإشعارات وكشوف الحساب⁩</w:t>
-            </w:r>
-            <w:r>
-              <w:rPr>
-                <w:rFonts w:ascii="Arial" w:hAnsi="Arial" w:cs="Bahij TheSansArabic Plain"/>
-                <w:b w:val="0"/>
-                <w:color w:val="656575"/>
-                <w:sz w:val="16"/>
-              </w:rPr>
-              <w:t xml:space="preserve"> / </w:t>
-            </w:r>
-            <w:r>
-              <w:rPr>
-                <w:rFonts w:ascii="Arial" w:hAnsi="Arial" w:cs="Bahij TheSansArabic Plain"/>
-                <w:b w:val="0"/>
-                <w:color w:val="656575"/>
-                <w:sz w:val="16"/>
-              </w:rPr>
-              <w:t>⁦Correspondence / Statement⁩</w:t>
+                <w:sz w:val="2"/>
+              </w:rPr>
             </w:r>
           </w:p>
           <w:tbl>
@@ -3333,11 +3273,26 @@
     <w:p>
       <w:pPr>
         <w:keepNext/>
+        <w:spacing w:before="0" w:after="0" w:line="100" w:lineRule="exact"/>
+        <w:jc w:val="left"/>
+      </w:pPr>
+      <w:r>
+        <w:rPr>
+          <w:rFonts w:ascii="Arial" w:hAnsi="Arial" w:cs="Bahij TheSansArabic Plain"/>
+          <w:b w:val="0"/>
+          <w:color w:val="242235"/>
+          <w:sz w:val="2"/>
+        </w:rPr>
+      </w:r>
+    </w:p>
+    <w:p>
+      <w:pPr>
+        <w:keepNext/>
         <w:tabs>
-          <w:tab w:pos="9746" w:val="right"/>
+          <w:tab w:pos="9886" w:val="right"/>
         </w:tabs>
-        <w:spacing w:before="100" w:after="60" w:line="380" w:lineRule="exact"/>
-        <w:ind w:left="120" w:right="120"/>
+        <w:spacing w:before="0" w:after="60" w:line="380" w:lineRule="exact"/>
+        <w:ind w:left="0" w:right="0" w:firstLine="100"/>
         <w:jc w:val="left"/>
         <w:shd w:fill="401D58"/>
       </w:pPr>
@@ -3375,19 +3330,34 @@
     <w:p>
       <w:pPr>
         <w:keepNext/>
+        <w:spacing w:before="0" w:after="0" w:line="100" w:lineRule="exact"/>
+        <w:jc w:val="left"/>
+      </w:pPr>
+      <w:r>
+        <w:rPr>
+          <w:rFonts w:ascii="Arial" w:hAnsi="Arial" w:cs="Bahij TheSansArabic Plain"/>
+          <w:b w:val="0"/>
+          <w:color w:val="242235"/>
+          <w:sz w:val="2"/>
+        </w:rPr>
+      </w:r>
+    </w:p>
+    <w:p>
+      <w:pPr>
+        <w:keepNext/>
         <w:tabs>
-          <w:tab w:pos="9746" w:val="right"/>
+          <w:tab w:pos="9886" w:val="right"/>
         </w:tabs>
-        <w:spacing w:before="100" w:after="60" w:line="380" w:lineRule="exact"/>
-        <w:ind w:left="120" w:right="120"/>
+        <w:spacing w:before="0" w:after="60" w:line="380" w:lineRule="exact"/>
+        <w:ind w:left="0" w:right="0" w:firstLine="100"/>
         <w:jc w:val="left"/>
-        <w:shd w:fill="F3EEF6"/>
+        <w:shd w:fill="401D58"/>
       </w:pPr>
       <w:r>
         <w:rPr>
           <w:rFonts w:ascii="Arial" w:hAnsi="Arial" w:cs="Bahij TheSansArabic Plain"/>
           <w:b/>
-          <w:color w:val="401D58"/>
+          <w:color w:val="FFFFFF"/>
           <w:sz w:val="17"/>
         </w:rPr>
       </w:r>
@@ -3395,7 +3365,7 @@
         <w:rPr>
           <w:rFonts w:ascii="Arial" w:hAnsi="Arial" w:cs="Bahij TheSansArabic Plain"/>
           <w:b/>
-          <w:color w:val="401D58"/>
+          <w:color w:val="FFFFFF"/>
           <w:sz w:val="17"/>
         </w:rPr>
         <w:t>Contact Information</w:t>
@@ -3405,7 +3375,7 @@
         <w:rPr>
           <w:rFonts w:ascii="Bahij TheSansArabic Plain" w:hAnsi="Bahij TheSansArabic Plain" w:cs="Bahij TheSansArabic Plain"/>
           <w:b/>
-          <w:color w:val="401D58"/>
+          <w:color w:val="FFFFFF"/>
           <w:sz w:val="20"/>
           <w:rtl/>
           <w:szCs w:val="20"/>
@@ -3939,19 +3909,34 @@
     <w:p>
       <w:pPr>
         <w:keepNext/>
+        <w:spacing w:before="0" w:after="0" w:line="100" w:lineRule="exact"/>
+        <w:jc w:val="left"/>
+      </w:pPr>
+      <w:r>
+        <w:rPr>
+          <w:rFonts w:ascii="Arial" w:hAnsi="Arial" w:cs="Bahij TheSansArabic Plain"/>
+          <w:b w:val="0"/>
+          <w:color w:val="242235"/>
+          <w:sz w:val="2"/>
+        </w:rPr>
+      </w:r>
+    </w:p>
+    <w:p>
+      <w:pPr>
+        <w:keepNext/>
         <w:tabs>
-          <w:tab w:pos="9746" w:val="right"/>
+          <w:tab w:pos="9886" w:val="right"/>
         </w:tabs>
-        <w:spacing w:before="100" w:after="60" w:line="380" w:lineRule="exact"/>
-        <w:ind w:left="120" w:right="120"/>
+        <w:spacing w:before="0" w:after="60" w:line="380" w:lineRule="exact"/>
+        <w:ind w:left="0" w:right="0" w:firstLine="100"/>
         <w:jc w:val="left"/>
-        <w:shd w:fill="F3EEF6"/>
+        <w:shd w:fill="401D58"/>
       </w:pPr>
       <w:r>
         <w:rPr>
           <w:rFonts w:ascii="Arial" w:hAnsi="Arial" w:cs="Bahij TheSansArabic Plain"/>
           <w:b/>
-          <w:color w:val="401D58"/>
+          <w:color w:val="FFFFFF"/>
           <w:sz w:val="17"/>
         </w:rPr>
       </w:r>
@@ -3959,7 +3944,7 @@
         <w:rPr>
           <w:rFonts w:ascii="Arial" w:hAnsi="Arial" w:cs="Bahij TheSansArabic Plain"/>
           <w:b/>
-          <w:color w:val="401D58"/>
+          <w:color w:val="FFFFFF"/>
           <w:sz w:val="17"/>
         </w:rPr>
         <w:t>Client’s Banking Information</w:t>
@@ -3969,7 +3954,7 @@
         <w:rPr>
           <w:rFonts w:ascii="Bahij TheSansArabic Plain" w:hAnsi="Bahij TheSansArabic Plain" w:cs="Bahij TheSansArabic Plain"/>
           <w:b/>
-          <w:color w:val="401D58"/>
+          <w:color w:val="FFFFFF"/>
           <w:sz w:val="20"/>
           <w:rtl/>
           <w:szCs w:val="20"/>
@@ -4584,19 +4569,34 @@
     <w:p>
       <w:pPr>
         <w:keepNext/>
+        <w:spacing w:before="0" w:after="0" w:line="100" w:lineRule="exact"/>
+        <w:jc w:val="left"/>
+      </w:pPr>
+      <w:r>
+        <w:rPr>
+          <w:rFonts w:ascii="Arial" w:hAnsi="Arial" w:cs="Bahij TheSansArabic Plain"/>
+          <w:b w:val="0"/>
+          <w:color w:val="242235"/>
+          <w:sz w:val="2"/>
+        </w:rPr>
+      </w:r>
+    </w:p>
+    <w:p>
+      <w:pPr>
+        <w:keepNext/>
         <w:tabs>
-          <w:tab w:pos="9746" w:val="right"/>
+          <w:tab w:pos="9886" w:val="right"/>
         </w:tabs>
-        <w:spacing w:before="100" w:after="60" w:line="380" w:lineRule="exact"/>
-        <w:ind w:left="120" w:right="120"/>
+        <w:spacing w:before="0" w:after="60" w:line="380" w:lineRule="exact"/>
+        <w:ind w:left="0" w:right="0" w:firstLine="100"/>
         <w:jc w:val="left"/>
-        <w:shd w:fill="F3EEF6"/>
+        <w:shd w:fill="401D58"/>
       </w:pPr>
       <w:r>
         <w:rPr>
           <w:rFonts w:ascii="Arial" w:hAnsi="Arial" w:cs="Bahij TheSansArabic Plain"/>
           <w:b/>
-          <w:color w:val="401D58"/>
+          <w:color w:val="FFFFFF"/>
           <w:sz w:val="17"/>
         </w:rPr>
       </w:r>
@@ -4604,7 +4604,7 @@
         <w:rPr>
           <w:rFonts w:ascii="Arial" w:hAnsi="Arial" w:cs="Bahij TheSansArabic Plain"/>
           <w:b/>
-          <w:color w:val="401D58"/>
+          <w:color w:val="FFFFFF"/>
           <w:sz w:val="17"/>
         </w:rPr>
         <w:t>General Information</w:t>
@@ -4614,7 +4614,7 @@
         <w:rPr>
           <w:rFonts w:ascii="Bahij TheSansArabic Plain" w:hAnsi="Bahij TheSansArabic Plain" w:cs="Bahij TheSansArabic Plain"/>
           <w:b/>
-          <w:color w:val="401D58"/>
+          <w:color w:val="FFFFFF"/>
           <w:sz w:val="20"/>
           <w:rtl/>
           <w:szCs w:val="20"/>
@@ -5225,11 +5225,26 @@
     <w:p>
       <w:pPr>
         <w:keepNext/>
+        <w:spacing w:before="0" w:after="0" w:line="100" w:lineRule="exact"/>
+        <w:jc w:val="left"/>
+      </w:pPr>
+      <w:r>
+        <w:rPr>
+          <w:rFonts w:ascii="Arial" w:hAnsi="Arial" w:cs="Bahij TheSansArabic Plain"/>
+          <w:b w:val="0"/>
+          <w:color w:val="242235"/>
+          <w:sz w:val="2"/>
+        </w:rPr>
+      </w:r>
+    </w:p>
+    <w:p>
+      <w:pPr>
+        <w:keepNext/>
         <w:tabs>
-          <w:tab w:pos="9746" w:val="right"/>
+          <w:tab w:pos="9886" w:val="right"/>
         </w:tabs>
-        <w:spacing w:before="100" w:after="60" w:line="380" w:lineRule="exact"/>
-        <w:ind w:left="120" w:right="120"/>
+        <w:spacing w:before="0" w:after="60" w:line="380" w:lineRule="exact"/>
+        <w:ind w:left="0" w:right="0" w:firstLine="100"/>
         <w:jc w:val="left"/>
         <w:shd w:fill="401D58"/>
       </w:pPr>
@@ -5267,19 +5282,34 @@
     <w:p>
       <w:pPr>
         <w:keepNext/>
+        <w:spacing w:before="0" w:after="0" w:line="100" w:lineRule="exact"/>
+        <w:jc w:val="left"/>
+      </w:pPr>
+      <w:r>
+        <w:rPr>
+          <w:rFonts w:ascii="Arial" w:hAnsi="Arial" w:cs="Bahij TheSansArabic Plain"/>
+          <w:b w:val="0"/>
+          <w:color w:val="242235"/>
+          <w:sz w:val="2"/>
+        </w:rPr>
+      </w:r>
+    </w:p>
+    <w:p>
+      <w:pPr>
+        <w:keepNext/>
         <w:tabs>
-          <w:tab w:pos="9746" w:val="right"/>
+          <w:tab w:pos="9886" w:val="right"/>
         </w:tabs>
-        <w:spacing w:before="100" w:after="60" w:line="380" w:lineRule="exact"/>
-        <w:ind w:left="120" w:right="120"/>
+        <w:spacing w:before="0" w:after="60" w:line="380" w:lineRule="exact"/>
+        <w:ind w:left="0" w:right="0" w:firstLine="100"/>
         <w:jc w:val="left"/>
-        <w:shd w:fill="F3EEF6"/>
+        <w:shd w:fill="401D58"/>
       </w:pPr>
       <w:r>
         <w:rPr>
           <w:rFonts w:ascii="Arial" w:hAnsi="Arial" w:cs="Bahij TheSansArabic Plain"/>
           <w:b/>
-          <w:color w:val="401D58"/>
+          <w:color w:val="FFFFFF"/>
           <w:sz w:val="17"/>
         </w:rPr>
       </w:r>
@@ -5287,7 +5317,7 @@
         <w:rPr>
           <w:rFonts w:ascii="Arial" w:hAnsi="Arial" w:cs="Bahij TheSansArabic Plain"/>
           <w:b/>
-          <w:color w:val="401D58"/>
+          <w:color w:val="FFFFFF"/>
           <w:sz w:val="17"/>
         </w:rPr>
         <w:t>Names of Persons duly authorized on the account</w:t>
@@ -5297,7 +5327,7 @@
         <w:rPr>
           <w:rFonts w:ascii="Bahij TheSansArabic Plain" w:hAnsi="Bahij TheSansArabic Plain" w:cs="Bahij TheSansArabic Plain"/>
           <w:b/>
-          <w:color w:val="401D58"/>
+          <w:color w:val="FFFFFF"/>
           <w:sz w:val="20"/>
           <w:rtl/>
           <w:szCs w:val="20"/>
@@ -5618,6 +5648,63 @@
         <w:t xml:space="preserve"> </w:t>
       </w:r>
     </w:p>
+    <w:p>
+      <w:pPr>
+        <w:keepNext/>
+        <w:spacing w:before="0" w:after="0" w:line="100" w:lineRule="exact"/>
+        <w:jc w:val="left"/>
+      </w:pPr>
+      <w:r>
+        <w:rPr>
+          <w:rFonts w:ascii="Arial" w:hAnsi="Arial" w:cs="Bahij TheSansArabic Plain"/>
+          <w:b w:val="0"/>
+          <w:color w:val="242235"/>
+          <w:sz w:val="2"/>
+        </w:rPr>
+      </w:r>
+    </w:p>
+    <w:p>
+      <w:pPr>
+        <w:keepNext/>
+        <w:tabs>
+          <w:tab w:pos="9886" w:val="right"/>
+        </w:tabs>
+        <w:spacing w:before="0" w:after="60" w:line="380" w:lineRule="exact"/>
+        <w:ind w:left="0" w:right="0" w:firstLine="100"/>
+        <w:jc w:val="left"/>
+        <w:shd w:fill="401D58"/>
+      </w:pPr>
+      <w:r>
+        <w:rPr>
+          <w:rFonts w:ascii="Arial" w:hAnsi="Arial" w:cs="Bahij TheSansArabic Plain"/>
+          <w:b/>
+          <w:color w:val="FFFFFF"/>
+          <w:sz w:val="17"/>
+        </w:rPr>
+      </w:r>
+      <w:r>
+        <w:rPr>
+          <w:rFonts w:ascii="Arial" w:hAnsi="Arial" w:cs="Bahij TheSansArabic Plain"/>
+          <w:b/>
+          <w:color w:val="FFFFFF"/>
+          <w:sz w:val="17"/>
+        </w:rPr>
+        <w:t>ID Type</w:t>
+        <w:tab/>
+      </w:r>
+      <w:r>
+        <w:rPr>
+          <w:rFonts w:ascii="Bahij TheSansArabic Plain" w:hAnsi="Bahij TheSansArabic Plain" w:cs="Bahij TheSansArabic Plain"/>
+          <w:b/>
+          <w:color w:val="FFFFFF"/>
+          <w:sz w:val="20"/>
+          <w:rtl/>
+          <w:szCs w:val="20"/>
+          <w:bCs/>
+        </w:rPr>
+        <w:t>نوع الهوية</w:t>
+      </w:r>
+    </w:p>
     <w:tbl>
       <w:tblPr>
         <w:tblW w:type="auto" w:w="0"/>
@@ -5653,7 +5740,7 @@
           <w:p>
             <w:pPr>
               <w:keepNext w:val="0"/>
-              <w:spacing w:before="0" w:after="0" w:line="280" w:lineRule="exact"/>
+              <w:spacing w:before="0" w:after="0" w:line="20" w:lineRule="exact"/>
               <w:jc w:val="left"/>
             </w:pPr>
             <w:r>
@@ -5661,38 +5748,8 @@
                 <w:rFonts w:ascii="Arial" w:hAnsi="Arial" w:cs="Bahij TheSansArabic Plain"/>
                 <w:b w:val="0"/>
                 <w:color w:val="242235"/>
-                <w:sz w:val="18"/>
-              </w:rPr>
-            </w:r>
-            <w:r>
-              <w:rPr>
-                <w:rFonts w:ascii="Bahij TheSansArabic Plain" w:hAnsi="Bahij TheSansArabic Plain" w:cs="Bahij TheSansArabic Plain"/>
-                <w:b/>
-                <w:color w:val="242235"/>
-                <w:sz w:val="19"/>
-                <w:rtl/>
-                <w:szCs w:val="19"/>
-                <w:bCs/>
-              </w:rPr>
-              <w:t>⁧نوع الهوية⁩</w:t>
-            </w:r>
-            <w:r>
-              <w:rPr>
-                <w:rFonts w:ascii="Arial" w:hAnsi="Arial" w:cs="Bahij TheSansArabic Plain"/>
-                <w:b w:val="0"/>
-                <w:color w:val="656575"/>
-                <w:sz w:val="16"/>
-              </w:rPr>
-              <w:t xml:space="preserve"> / </w:t>
-            </w:r>
-            <w:r>
-              <w:rPr>
-                <w:rFonts w:ascii="Arial" w:hAnsi="Arial" w:cs="Bahij TheSansArabic Plain"/>
-                <w:b w:val="0"/>
-                <w:color w:val="656575"/>
-                <w:sz w:val="16"/>
-              </w:rPr>
-              <w:t>⁦ID Type⁩</w:t>
+                <w:sz w:val="2"/>
+              </w:rPr>
             </w:r>
           </w:p>
           <w:tbl>
@@ -6424,19 +6481,34 @@
     <w:p>
       <w:pPr>
         <w:keepNext/>
+        <w:spacing w:before="0" w:after="0" w:line="100" w:lineRule="exact"/>
+        <w:jc w:val="left"/>
+      </w:pPr>
+      <w:r>
+        <w:rPr>
+          <w:rFonts w:ascii="Arial" w:hAnsi="Arial" w:cs="Bahij TheSansArabic Plain"/>
+          <w:b w:val="0"/>
+          <w:color w:val="242235"/>
+          <w:sz w:val="2"/>
+        </w:rPr>
+      </w:r>
+    </w:p>
+    <w:p>
+      <w:pPr>
+        <w:keepNext/>
         <w:tabs>
-          <w:tab w:pos="9746" w:val="right"/>
+          <w:tab w:pos="9886" w:val="right"/>
         </w:tabs>
-        <w:spacing w:before="100" w:after="60" w:line="380" w:lineRule="exact"/>
-        <w:ind w:left="120" w:right="120"/>
+        <w:spacing w:before="0" w:after="60" w:line="380" w:lineRule="exact"/>
+        <w:ind w:left="0" w:right="0" w:firstLine="100"/>
         <w:jc w:val="left"/>
-        <w:shd w:fill="F3EEF6"/>
+        <w:shd w:fill="401D58"/>
       </w:pPr>
       <w:r>
         <w:rPr>
           <w:rFonts w:ascii="Arial" w:hAnsi="Arial" w:cs="Bahij TheSansArabic Plain"/>
           <w:b/>
-          <w:color w:val="401D58"/>
+          <w:color w:val="FFFFFF"/>
           <w:sz w:val="17"/>
         </w:rPr>
       </w:r>
@@ -6444,7 +6516,7 @@
         <w:rPr>
           <w:rFonts w:ascii="Arial" w:hAnsi="Arial" w:cs="Bahij TheSansArabic Plain"/>
           <w:b/>
-          <w:color w:val="401D58"/>
+          <w:color w:val="FFFFFF"/>
           <w:sz w:val="17"/>
         </w:rPr>
         <w:t>Correspondence address for the authorized person</w:t>
@@ -6454,7 +6526,7 @@
         <w:rPr>
           <w:rFonts w:ascii="Bahij TheSansArabic Plain" w:hAnsi="Bahij TheSansArabic Plain" w:cs="Bahij TheSansArabic Plain"/>
           <w:b/>
-          <w:color w:val="401D58"/>
+          <w:color w:val="FFFFFF"/>
           <w:sz w:val="20"/>
           <w:rtl/>
           <w:szCs w:val="20"/>
@@ -7462,19 +7534,34 @@
     <w:p>
       <w:pPr>
         <w:keepNext/>
+        <w:spacing w:before="0" w:after="0" w:line="100" w:lineRule="exact"/>
+        <w:jc w:val="left"/>
+      </w:pPr>
+      <w:r>
+        <w:rPr>
+          <w:rFonts w:ascii="Arial" w:hAnsi="Arial" w:cs="Bahij TheSansArabic Plain"/>
+          <w:b w:val="0"/>
+          <w:color w:val="242235"/>
+          <w:sz w:val="2"/>
+        </w:rPr>
+      </w:r>
+    </w:p>
+    <w:p>
+      <w:pPr>
+        <w:keepNext/>
         <w:tabs>
-          <w:tab w:pos="9746" w:val="right"/>
+          <w:tab w:pos="9886" w:val="right"/>
         </w:tabs>
-        <w:spacing w:before="100" w:after="60" w:line="380" w:lineRule="exact"/>
-        <w:ind w:left="120" w:right="120"/>
+        <w:spacing w:before="0" w:after="60" w:line="380" w:lineRule="exact"/>
+        <w:ind w:left="0" w:right="0" w:firstLine="100"/>
         <w:jc w:val="left"/>
-        <w:shd w:fill="F3EEF6"/>
+        <w:shd w:fill="401D58"/>
       </w:pPr>
       <w:r>
         <w:rPr>
           <w:rFonts w:ascii="Arial" w:hAnsi="Arial" w:cs="Bahij TheSansArabic Plain"/>
           <w:b/>
-          <w:color w:val="401D58"/>
+          <w:color w:val="FFFFFF"/>
           <w:sz w:val="17"/>
         </w:rPr>
       </w:r>
@@ -7482,7 +7569,7 @@
         <w:rPr>
           <w:rFonts w:ascii="Arial" w:hAnsi="Arial" w:cs="Bahij TheSansArabic Plain"/>
           <w:b/>
-          <w:color w:val="401D58"/>
+          <w:color w:val="FFFFFF"/>
           <w:sz w:val="17"/>
         </w:rPr>
         <w:t>Custodian information</w:t>
@@ -7492,7 +7579,7 @@
         <w:rPr>
           <w:rFonts w:ascii="Bahij TheSansArabic Plain" w:hAnsi="Bahij TheSansArabic Plain" w:cs="Bahij TheSansArabic Plain"/>
           <w:b/>
-          <w:color w:val="401D58"/>
+          <w:color w:val="FFFFFF"/>
           <w:sz w:val="20"/>
           <w:rtl/>
           <w:szCs w:val="20"/>
@@ -7825,19 +7912,34 @@
     <w:p>
       <w:pPr>
         <w:keepNext/>
+        <w:spacing w:before="0" w:after="0" w:line="100" w:lineRule="exact"/>
+        <w:jc w:val="left"/>
+      </w:pPr>
+      <w:r>
+        <w:rPr>
+          <w:rFonts w:ascii="Arial" w:hAnsi="Arial" w:cs="Bahij TheSansArabic Plain"/>
+          <w:b w:val="0"/>
+          <w:color w:val="242235"/>
+          <w:sz w:val="2"/>
+        </w:rPr>
+      </w:r>
+    </w:p>
+    <w:p>
+      <w:pPr>
+        <w:keepNext/>
         <w:tabs>
-          <w:tab w:pos="9746" w:val="right"/>
+          <w:tab w:pos="9886" w:val="right"/>
         </w:tabs>
-        <w:spacing w:before="100" w:after="60" w:line="380" w:lineRule="exact"/>
-        <w:ind w:left="120" w:right="120"/>
+        <w:spacing w:before="0" w:after="60" w:line="380" w:lineRule="exact"/>
+        <w:ind w:left="0" w:right="0" w:firstLine="100"/>
         <w:jc w:val="left"/>
-        <w:shd w:fill="F3EEF6"/>
+        <w:shd w:fill="401D58"/>
       </w:pPr>
       <w:r>
         <w:rPr>
           <w:rFonts w:ascii="Arial" w:hAnsi="Arial" w:cs="Bahij TheSansArabic Plain"/>
           <w:b/>
-          <w:color w:val="401D58"/>
+          <w:color w:val="FFFFFF"/>
           <w:sz w:val="17"/>
         </w:rPr>
       </w:r>
@@ -7845,7 +7947,7 @@
         <w:rPr>
           <w:rFonts w:ascii="Arial" w:hAnsi="Arial" w:cs="Bahij TheSansArabic Plain"/>
           <w:b/>
-          <w:color w:val="401D58"/>
+          <w:color w:val="FFFFFF"/>
           <w:sz w:val="17"/>
         </w:rPr>
         <w:t>Where would you like to send the following:</w:t>
@@ -7855,13 +7957,70 @@
         <w:rPr>
           <w:rFonts w:ascii="Bahij TheSansArabic Plain" w:hAnsi="Bahij TheSansArabic Plain" w:cs="Bahij TheSansArabic Plain"/>
           <w:b/>
-          <w:color w:val="401D58"/>
+          <w:color w:val="FFFFFF"/>
           <w:sz w:val="20"/>
           <w:rtl/>
           <w:szCs w:val="20"/>
           <w:bCs/>
         </w:rPr>
         <w:t>أين ترغب بإرسال الآتي:</w:t>
+      </w:r>
+    </w:p>
+    <w:p>
+      <w:pPr>
+        <w:keepNext/>
+        <w:spacing w:before="0" w:after="0" w:line="100" w:lineRule="exact"/>
+        <w:jc w:val="left"/>
+      </w:pPr>
+      <w:r>
+        <w:rPr>
+          <w:rFonts w:ascii="Arial" w:hAnsi="Arial" w:cs="Bahij TheSansArabic Plain"/>
+          <w:b w:val="0"/>
+          <w:color w:val="242235"/>
+          <w:sz w:val="2"/>
+        </w:rPr>
+      </w:r>
+    </w:p>
+    <w:p>
+      <w:pPr>
+        <w:keepNext/>
+        <w:tabs>
+          <w:tab w:pos="9886" w:val="right"/>
+        </w:tabs>
+        <w:spacing w:before="0" w:after="60" w:line="380" w:lineRule="exact"/>
+        <w:ind w:left="0" w:right="0" w:firstLine="100"/>
+        <w:jc w:val="left"/>
+        <w:shd w:fill="401D58"/>
+      </w:pPr>
+      <w:r>
+        <w:rPr>
+          <w:rFonts w:ascii="Arial" w:hAnsi="Arial" w:cs="Bahij TheSansArabic Plain"/>
+          <w:b/>
+          <w:color w:val="FFFFFF"/>
+          <w:sz w:val="17"/>
+        </w:rPr>
+      </w:r>
+      <w:r>
+        <w:rPr>
+          <w:rFonts w:ascii="Arial" w:hAnsi="Arial" w:cs="Bahij TheSansArabic Plain"/>
+          <w:b/>
+          <w:color w:val="FFFFFF"/>
+          <w:sz w:val="17"/>
+        </w:rPr>
+        <w:t>Certificates</w:t>
+        <w:tab/>
+      </w:r>
+      <w:r>
+        <w:rPr>
+          <w:rFonts w:ascii="Bahij TheSansArabic Plain" w:hAnsi="Bahij TheSansArabic Plain" w:cs="Bahij TheSansArabic Plain"/>
+          <w:b/>
+          <w:color w:val="FFFFFF"/>
+          <w:sz w:val="20"/>
+          <w:rtl/>
+          <w:szCs w:val="20"/>
+          <w:bCs/>
+        </w:rPr>
+        <w:t>الشهادات</w:t>
       </w:r>
     </w:p>
     <w:tbl>
@@ -7899,7 +8058,7 @@
           <w:p>
             <w:pPr>
               <w:keepNext w:val="0"/>
-              <w:spacing w:before="0" w:after="0" w:line="280" w:lineRule="exact"/>
+              <w:spacing w:before="0" w:after="0" w:line="20" w:lineRule="exact"/>
               <w:jc w:val="left"/>
             </w:pPr>
             <w:r>
@@ -7907,38 +8066,8 @@
                 <w:rFonts w:ascii="Arial" w:hAnsi="Arial" w:cs="Bahij TheSansArabic Plain"/>
                 <w:b w:val="0"/>
                 <w:color w:val="242235"/>
-                <w:sz w:val="18"/>
-              </w:rPr>
-            </w:r>
-            <w:r>
-              <w:rPr>
-                <w:rFonts w:ascii="Bahij TheSansArabic Plain" w:hAnsi="Bahij TheSansArabic Plain" w:cs="Bahij TheSansArabic Plain"/>
-                <w:b/>
-                <w:color w:val="242235"/>
-                <w:sz w:val="19"/>
-                <w:rtl/>
-                <w:szCs w:val="19"/>
-                <w:bCs/>
-              </w:rPr>
-              <w:t>⁧الشهادات⁩</w:t>
-            </w:r>
-            <w:r>
-              <w:rPr>
-                <w:rFonts w:ascii="Arial" w:hAnsi="Arial" w:cs="Bahij TheSansArabic Plain"/>
-                <w:b w:val="0"/>
-                <w:color w:val="656575"/>
-                <w:sz w:val="16"/>
-              </w:rPr>
-              <w:t xml:space="preserve"> / </w:t>
-            </w:r>
-            <w:r>
-              <w:rPr>
-                <w:rFonts w:ascii="Arial" w:hAnsi="Arial" w:cs="Bahij TheSansArabic Plain"/>
-                <w:b w:val="0"/>
-                <w:color w:val="656575"/>
-                <w:sz w:val="16"/>
-              </w:rPr>
-              <w:t>⁦Certificates⁩</w:t>
+                <w:sz w:val="2"/>
+              </w:rPr>
             </w:r>
           </w:p>
           <w:tbl>
@@ -8166,42 +8295,6 @@
           <w:p>
             <w:pPr>
               <w:keepNext w:val="0"/>
-              <w:spacing w:before="0" w:after="0" w:line="200" w:lineRule="exact"/>
-              <w:jc w:val="left"/>
-            </w:pPr>
-            <w:r>
-              <w:rPr>
-                <w:rFonts w:ascii="Arial" w:hAnsi="Arial" w:cs="Bahij TheSansArabic Plain"/>
-                <w:b/>
-                <w:color w:val="401D58"/>
-                <w:sz w:val="14"/>
-              </w:rPr>
-              <w:t>Certificates</w:t>
-            </w:r>
-          </w:p>
-          <w:p>
-            <w:pPr>
-              <w:keepNext w:val="0"/>
-              <w:spacing w:before="0" w:after="0" w:line="220" w:lineRule="exact"/>
-              <w:jc w:val="start"/>
-              <w:bidi/>
-            </w:pPr>
-            <w:r>
-              <w:rPr>
-                <w:rFonts w:ascii="Bahij TheSansArabic Plain" w:hAnsi="Bahij TheSansArabic Plain" w:cs="Bahij TheSansArabic Plain"/>
-                <w:b/>
-                <w:color w:val="401D58"/>
-                <w:sz w:val="16"/>
-                <w:rtl/>
-                <w:szCs w:val="16"/>
-                <w:bCs/>
-              </w:rPr>
-              <w:t>الشهادات</w:t>
-            </w:r>
-          </w:p>
-          <w:p>
-            <w:pPr>
-              <w:keepNext w:val="0"/>
               <w:spacing w:before="0" w:after="0" w:line="260" w:lineRule="exact"/>
               <w:jc w:val="start"/>
               <w:bidi/>
@@ -8275,6 +8368,63 @@
           <w:sz w:val="2"/>
         </w:rPr>
         <w:t xml:space="preserve"> </w:t>
+      </w:r>
+    </w:p>
+    <w:p>
+      <w:pPr>
+        <w:keepNext/>
+        <w:spacing w:before="0" w:after="0" w:line="100" w:lineRule="exact"/>
+        <w:jc w:val="left"/>
+      </w:pPr>
+      <w:r>
+        <w:rPr>
+          <w:rFonts w:ascii="Arial" w:hAnsi="Arial" w:cs="Bahij TheSansArabic Plain"/>
+          <w:b w:val="0"/>
+          <w:color w:val="242235"/>
+          <w:sz w:val="2"/>
+        </w:rPr>
+      </w:r>
+    </w:p>
+    <w:p>
+      <w:pPr>
+        <w:keepNext/>
+        <w:tabs>
+          <w:tab w:pos="9886" w:val="right"/>
+        </w:tabs>
+        <w:spacing w:before="0" w:after="60" w:line="380" w:lineRule="exact"/>
+        <w:ind w:left="0" w:right="0" w:firstLine="100"/>
+        <w:jc w:val="left"/>
+        <w:shd w:fill="401D58"/>
+      </w:pPr>
+      <w:r>
+        <w:rPr>
+          <w:rFonts w:ascii="Arial" w:hAnsi="Arial" w:cs="Bahij TheSansArabic Plain"/>
+          <w:b/>
+          <w:color w:val="FFFFFF"/>
+          <w:sz w:val="17"/>
+        </w:rPr>
+      </w:r>
+      <w:r>
+        <w:rPr>
+          <w:rFonts w:ascii="Arial" w:hAnsi="Arial" w:cs="Bahij TheSansArabic Plain"/>
+          <w:b/>
+          <w:color w:val="FFFFFF"/>
+          <w:sz w:val="17"/>
+        </w:rPr>
+        <w:t>Dividends or any other income</w:t>
+        <w:tab/>
+      </w:r>
+      <w:r>
+        <w:rPr>
+          <w:rFonts w:ascii="Bahij TheSansArabic Plain" w:hAnsi="Bahij TheSansArabic Plain" w:cs="Bahij TheSansArabic Plain"/>
+          <w:b/>
+          <w:color w:val="FFFFFF"/>
+          <w:sz w:val="20"/>
+          <w:rtl/>
+          <w:szCs w:val="20"/>
+          <w:bCs/>
+        </w:rPr>
+        <w:t>حصص الأرباح أو أي دخل آخر</w:t>
       </w:r>
     </w:p>
     <w:tbl>
@@ -8312,7 +8462,7 @@
           <w:p>
             <w:pPr>
               <w:keepNext w:val="0"/>
-              <w:spacing w:before="0" w:after="0" w:line="280" w:lineRule="exact"/>
+              <w:spacing w:before="0" w:after="0" w:line="20" w:lineRule="exact"/>
               <w:jc w:val="left"/>
             </w:pPr>
             <w:r>
@@ -8320,38 +8470,8 @@
                 <w:rFonts w:ascii="Arial" w:hAnsi="Arial" w:cs="Bahij TheSansArabic Plain"/>
                 <w:b w:val="0"/>
                 <w:color w:val="242235"/>
-                <w:sz w:val="18"/>
-              </w:rPr>
-            </w:r>
-            <w:r>
-              <w:rPr>
-                <w:rFonts w:ascii="Bahij TheSansArabic Plain" w:hAnsi="Bahij TheSansArabic Plain" w:cs="Bahij TheSansArabic Plain"/>
-                <w:b/>
-                <w:color w:val="242235"/>
-                <w:sz w:val="19"/>
-                <w:rtl/>
-                <w:szCs w:val="19"/>
-                <w:bCs/>
-              </w:rPr>
-              <w:t>⁧حصص الأرباح أو أي دخل آخر⁩</w:t>
-            </w:r>
-            <w:r>
-              <w:rPr>
-                <w:rFonts w:ascii="Arial" w:hAnsi="Arial" w:cs="Bahij TheSansArabic Plain"/>
-                <w:b w:val="0"/>
-                <w:color w:val="656575"/>
-                <w:sz w:val="16"/>
-              </w:rPr>
-              <w:t xml:space="preserve"> / </w:t>
-            </w:r>
-            <w:r>
-              <w:rPr>
-                <w:rFonts w:ascii="Arial" w:hAnsi="Arial" w:cs="Bahij TheSansArabic Plain"/>
-                <w:b w:val="0"/>
-                <w:color w:val="656575"/>
-                <w:sz w:val="16"/>
-              </w:rPr>
-              <w:t>⁦Dividends or any other income⁩</w:t>
+                <w:sz w:val="2"/>
+              </w:rPr>
             </w:r>
           </w:p>
           <w:tbl>
@@ -8579,42 +8699,6 @@
           <w:p>
             <w:pPr>
               <w:keepNext w:val="0"/>
-              <w:spacing w:before="0" w:after="0" w:line="200" w:lineRule="exact"/>
-              <w:jc w:val="left"/>
-            </w:pPr>
-            <w:r>
-              <w:rPr>
-                <w:rFonts w:ascii="Arial" w:hAnsi="Arial" w:cs="Bahij TheSansArabic Plain"/>
-                <w:b/>
-                <w:color w:val="401D58"/>
-                <w:sz w:val="14"/>
-              </w:rPr>
-              <w:t>Dividends or any other income</w:t>
-            </w:r>
-          </w:p>
-          <w:p>
-            <w:pPr>
-              <w:keepNext w:val="0"/>
-              <w:spacing w:before="0" w:after="0" w:line="220" w:lineRule="exact"/>
-              <w:jc w:val="start"/>
-              <w:bidi/>
-            </w:pPr>
-            <w:r>
-              <w:rPr>
-                <w:rFonts w:ascii="Bahij TheSansArabic Plain" w:hAnsi="Bahij TheSansArabic Plain" w:cs="Bahij TheSansArabic Plain"/>
-                <w:b/>
-                <w:color w:val="401D58"/>
-                <w:sz w:val="16"/>
-                <w:rtl/>
-                <w:szCs w:val="16"/>
-                <w:bCs/>
-              </w:rPr>
-              <w:t>حصص الأرباح أو أي دخل آخر</w:t>
-            </w:r>
-          </w:p>
-          <w:p>
-            <w:pPr>
-              <w:keepNext w:val="0"/>
               <w:spacing w:before="0" w:after="0" w:line="260" w:lineRule="exact"/>
               <w:jc w:val="start"/>
               <w:bidi/>
@@ -8688,6 +8772,63 @@
           <w:sz w:val="2"/>
         </w:rPr>
         <w:t xml:space="preserve"> </w:t>
+      </w:r>
+    </w:p>
+    <w:p>
+      <w:pPr>
+        <w:keepNext/>
+        <w:spacing w:before="0" w:after="0" w:line="100" w:lineRule="exact"/>
+        <w:jc w:val="left"/>
+      </w:pPr>
+      <w:r>
+        <w:rPr>
+          <w:rFonts w:ascii="Arial" w:hAnsi="Arial" w:cs="Bahij TheSansArabic Plain"/>
+          <w:b w:val="0"/>
+          <w:color w:val="242235"/>
+          <w:sz w:val="2"/>
+        </w:rPr>
+      </w:r>
+    </w:p>
+    <w:p>
+      <w:pPr>
+        <w:keepNext/>
+        <w:tabs>
+          <w:tab w:pos="9886" w:val="right"/>
+        </w:tabs>
+        <w:spacing w:before="0" w:after="60" w:line="380" w:lineRule="exact"/>
+        <w:ind w:left="0" w:right="0" w:firstLine="100"/>
+        <w:jc w:val="left"/>
+        <w:shd w:fill="401D58"/>
+      </w:pPr>
+      <w:r>
+        <w:rPr>
+          <w:rFonts w:ascii="Arial" w:hAnsi="Arial" w:cs="Bahij TheSansArabic Plain"/>
+          <w:b/>
+          <w:color w:val="FFFFFF"/>
+          <w:sz w:val="17"/>
+        </w:rPr>
+      </w:r>
+      <w:r>
+        <w:rPr>
+          <w:rFonts w:ascii="Arial" w:hAnsi="Arial" w:cs="Bahij TheSansArabic Plain"/>
+          <w:b/>
+          <w:color w:val="FFFFFF"/>
+          <w:sz w:val="17"/>
+        </w:rPr>
+        <w:t>Sales proceed</w:t>
+        <w:tab/>
+      </w:r>
+      <w:r>
+        <w:rPr>
+          <w:rFonts w:ascii="Bahij TheSansArabic Plain" w:hAnsi="Bahij TheSansArabic Plain" w:cs="Bahij TheSansArabic Plain"/>
+          <w:b/>
+          <w:color w:val="FFFFFF"/>
+          <w:sz w:val="20"/>
+          <w:rtl/>
+          <w:szCs w:val="20"/>
+          <w:bCs/>
+        </w:rPr>
+        <w:t>حصيلة البيع</w:t>
       </w:r>
     </w:p>
     <w:tbl>
@@ -8725,7 +8866,7 @@
           <w:p>
             <w:pPr>
               <w:keepNext w:val="0"/>
-              <w:spacing w:before="0" w:after="0" w:line="280" w:lineRule="exact"/>
+              <w:spacing w:before="0" w:after="0" w:line="20" w:lineRule="exact"/>
               <w:jc w:val="left"/>
             </w:pPr>
             <w:r>
@@ -8733,38 +8874,8 @@
                 <w:rFonts w:ascii="Arial" w:hAnsi="Arial" w:cs="Bahij TheSansArabic Plain"/>
                 <w:b w:val="0"/>
                 <w:color w:val="242235"/>
-                <w:sz w:val="18"/>
-              </w:rPr>
-            </w:r>
-            <w:r>
-              <w:rPr>
-                <w:rFonts w:ascii="Bahij TheSansArabic Plain" w:hAnsi="Bahij TheSansArabic Plain" w:cs="Bahij TheSansArabic Plain"/>
-                <w:b/>
-                <w:color w:val="242235"/>
-                <w:sz w:val="19"/>
-                <w:rtl/>
-                <w:szCs w:val="19"/>
-                <w:bCs/>
-              </w:rPr>
-              <w:t>⁧حصيلة البيع⁩</w:t>
-            </w:r>
-            <w:r>
-              <w:rPr>
-                <w:rFonts w:ascii="Arial" w:hAnsi="Arial" w:cs="Bahij TheSansArabic Plain"/>
-                <w:b w:val="0"/>
-                <w:color w:val="656575"/>
-                <w:sz w:val="16"/>
-              </w:rPr>
-              <w:t xml:space="preserve"> / </w:t>
-            </w:r>
-            <w:r>
-              <w:rPr>
-                <w:rFonts w:ascii="Arial" w:hAnsi="Arial" w:cs="Bahij TheSansArabic Plain"/>
-                <w:b w:val="0"/>
-                <w:color w:val="656575"/>
-                <w:sz w:val="16"/>
-              </w:rPr>
-              <w:t>⁦Sales proceed⁩</w:t>
+                <w:sz w:val="2"/>
+              </w:rPr>
             </w:r>
           </w:p>
           <w:tbl>
@@ -8992,42 +9103,6 @@
           <w:p>
             <w:pPr>
               <w:keepNext w:val="0"/>
-              <w:spacing w:before="0" w:after="0" w:line="200" w:lineRule="exact"/>
-              <w:jc w:val="left"/>
-            </w:pPr>
-            <w:r>
-              <w:rPr>
-                <w:rFonts w:ascii="Arial" w:hAnsi="Arial" w:cs="Bahij TheSansArabic Plain"/>
-                <w:b/>
-                <w:color w:val="401D58"/>
-                <w:sz w:val="14"/>
-              </w:rPr>
-              <w:t>Sales proceed</w:t>
-            </w:r>
-          </w:p>
-          <w:p>
-            <w:pPr>
-              <w:keepNext w:val="0"/>
-              <w:spacing w:before="0" w:after="0" w:line="220" w:lineRule="exact"/>
-              <w:jc w:val="start"/>
-              <w:bidi/>
-            </w:pPr>
-            <w:r>
-              <w:rPr>
-                <w:rFonts w:ascii="Bahij TheSansArabic Plain" w:hAnsi="Bahij TheSansArabic Plain" w:cs="Bahij TheSansArabic Plain"/>
-                <w:b/>
-                <w:color w:val="401D58"/>
-                <w:sz w:val="16"/>
-                <w:rtl/>
-                <w:szCs w:val="16"/>
-                <w:bCs/>
-              </w:rPr>
-              <w:t>حصيلة البيع</w:t>
-            </w:r>
-          </w:p>
-          <w:p>
-            <w:pPr>
-              <w:keepNext w:val="0"/>
               <w:spacing w:before="0" w:after="0" w:line="260" w:lineRule="exact"/>
               <w:jc w:val="start"/>
               <w:bidi/>
@@ -9106,11 +9181,26 @@
     <w:p>
       <w:pPr>
         <w:keepNext/>
+        <w:spacing w:before="0" w:after="0" w:line="100" w:lineRule="exact"/>
+        <w:jc w:val="left"/>
+      </w:pPr>
+      <w:r>
+        <w:rPr>
+          <w:rFonts w:ascii="Arial" w:hAnsi="Arial" w:cs="Bahij TheSansArabic Plain"/>
+          <w:b w:val="0"/>
+          <w:color w:val="242235"/>
+          <w:sz w:val="2"/>
+        </w:rPr>
+      </w:r>
+    </w:p>
+    <w:p>
+      <w:pPr>
+        <w:keepNext/>
         <w:tabs>
-          <w:tab w:pos="9746" w:val="right"/>
+          <w:tab w:pos="9886" w:val="right"/>
         </w:tabs>
-        <w:spacing w:before="100" w:after="60" w:line="380" w:lineRule="exact"/>
-        <w:ind w:left="120" w:right="120"/>
+        <w:spacing w:before="0" w:after="60" w:line="380" w:lineRule="exact"/>
+        <w:ind w:left="0" w:right="0" w:firstLine="100"/>
         <w:jc w:val="left"/>
         <w:shd w:fill="401D58"/>
       </w:pPr>
@@ -9148,19 +9238,34 @@
     <w:p>
       <w:pPr>
         <w:keepNext/>
+        <w:spacing w:before="0" w:after="0" w:line="100" w:lineRule="exact"/>
+        <w:jc w:val="left"/>
+      </w:pPr>
+      <w:r>
+        <w:rPr>
+          <w:rFonts w:ascii="Arial" w:hAnsi="Arial" w:cs="Bahij TheSansArabic Plain"/>
+          <w:b w:val="0"/>
+          <w:color w:val="242235"/>
+          <w:sz w:val="2"/>
+        </w:rPr>
+      </w:r>
+    </w:p>
+    <w:p>
+      <w:pPr>
+        <w:keepNext/>
         <w:tabs>
-          <w:tab w:pos="9746" w:val="right"/>
+          <w:tab w:pos="9886" w:val="right"/>
         </w:tabs>
-        <w:spacing w:before="100" w:after="60" w:line="380" w:lineRule="exact"/>
-        <w:ind w:left="120" w:right="120"/>
+        <w:spacing w:before="0" w:after="60" w:line="380" w:lineRule="exact"/>
+        <w:ind w:left="0" w:right="0" w:firstLine="100"/>
         <w:jc w:val="left"/>
-        <w:shd w:fill="F3EEF6"/>
+        <w:shd w:fill="401D58"/>
       </w:pPr>
       <w:r>
         <w:rPr>
           <w:rFonts w:ascii="Arial" w:hAnsi="Arial" w:cs="Bahij TheSansArabic Plain"/>
           <w:b/>
-          <w:color w:val="401D58"/>
+          <w:color w:val="FFFFFF"/>
           <w:sz w:val="17"/>
         </w:rPr>
       </w:r>
@@ -9168,7 +9273,7 @@
         <w:rPr>
           <w:rFonts w:ascii="Arial" w:hAnsi="Arial" w:cs="Bahij TheSansArabic Plain"/>
           <w:b/>
-          <w:color w:val="401D58"/>
+          <w:color w:val="FFFFFF"/>
           <w:sz w:val="17"/>
         </w:rPr>
         <w:t>Investment Knowledge and Experience</w:t>
@@ -9178,7 +9283,7 @@
         <w:rPr>
           <w:rFonts w:ascii="Bahij TheSansArabic Plain" w:hAnsi="Bahij TheSansArabic Plain" w:cs="Bahij TheSansArabic Plain"/>
           <w:b/>
-          <w:color w:val="401D58"/>
+          <w:color w:val="FFFFFF"/>
           <w:sz w:val="20"/>
           <w:rtl/>
           <w:szCs w:val="20"/>
@@ -10114,6 +10219,63 @@
         <w:t xml:space="preserve"> </w:t>
       </w:r>
     </w:p>
+    <w:p>
+      <w:pPr>
+        <w:keepNext/>
+        <w:spacing w:before="0" w:after="0" w:line="100" w:lineRule="exact"/>
+        <w:jc w:val="left"/>
+      </w:pPr>
+      <w:r>
+        <w:rPr>
+          <w:rFonts w:ascii="Arial" w:hAnsi="Arial" w:cs="Bahij TheSansArabic Plain"/>
+          <w:b w:val="0"/>
+          <w:color w:val="242235"/>
+          <w:sz w:val="2"/>
+        </w:rPr>
+      </w:r>
+    </w:p>
+    <w:p>
+      <w:pPr>
+        <w:keepNext/>
+        <w:tabs>
+          <w:tab w:pos="9886" w:val="right"/>
+        </w:tabs>
+        <w:spacing w:before="0" w:after="60" w:line="380" w:lineRule="exact"/>
+        <w:ind w:left="0" w:right="0" w:firstLine="100"/>
+        <w:jc w:val="left"/>
+        <w:shd w:fill="401D58"/>
+      </w:pPr>
+      <w:r>
+        <w:rPr>
+          <w:rFonts w:ascii="Arial" w:hAnsi="Arial" w:cs="Bahij TheSansArabic Plain"/>
+          <w:b/>
+          <w:color w:val="FFFFFF"/>
+          <w:sz w:val="17"/>
+        </w:rPr>
+      </w:r>
+      <w:r>
+        <w:rPr>
+          <w:rFonts w:ascii="Arial" w:hAnsi="Arial" w:cs="Bahij TheSansArabic Plain"/>
+          <w:b/>
+          <w:color w:val="FFFFFF"/>
+          <w:sz w:val="17"/>
+        </w:rPr>
+        <w:t>Risk Appetite</w:t>
+        <w:tab/>
+      </w:r>
+      <w:r>
+        <w:rPr>
+          <w:rFonts w:ascii="Bahij TheSansArabic Plain" w:hAnsi="Bahij TheSansArabic Plain" w:cs="Bahij TheSansArabic Plain"/>
+          <w:b/>
+          <w:color w:val="FFFFFF"/>
+          <w:sz w:val="20"/>
+          <w:rtl/>
+          <w:szCs w:val="20"/>
+          <w:bCs/>
+        </w:rPr>
+        <w:t>قدرتك على تحمل المخاطر</w:t>
+      </w:r>
+    </w:p>
     <w:tbl>
       <w:tblPr>
         <w:tblW w:type="auto" w:w="0"/>
@@ -10149,7 +10311,7 @@
           <w:p>
             <w:pPr>
               <w:keepNext w:val="0"/>
-              <w:spacing w:before="0" w:after="0" w:line="280" w:lineRule="exact"/>
+              <w:spacing w:before="0" w:after="0" w:line="20" w:lineRule="exact"/>
               <w:jc w:val="left"/>
             </w:pPr>
             <w:r>
@@ -10157,38 +10319,8 @@
                 <w:rFonts w:ascii="Arial" w:hAnsi="Arial" w:cs="Bahij TheSansArabic Plain"/>
                 <w:b w:val="0"/>
                 <w:color w:val="242235"/>
-                <w:sz w:val="18"/>
-              </w:rPr>
-            </w:r>
-            <w:r>
-              <w:rPr>
-                <w:rFonts w:ascii="Bahij TheSansArabic Plain" w:hAnsi="Bahij TheSansArabic Plain" w:cs="Bahij TheSansArabic Plain"/>
-                <w:b/>
-                <w:color w:val="242235"/>
-                <w:sz w:val="19"/>
-                <w:rtl/>
-                <w:szCs w:val="19"/>
-                <w:bCs/>
-              </w:rPr>
-              <w:t>⁧قدرتك على تحمل المخاطر⁩</w:t>
-            </w:r>
-            <w:r>
-              <w:rPr>
-                <w:rFonts w:ascii="Arial" w:hAnsi="Arial" w:cs="Bahij TheSansArabic Plain"/>
-                <w:b w:val="0"/>
-                <w:color w:val="656575"/>
-                <w:sz w:val="16"/>
-              </w:rPr>
-              <w:t xml:space="preserve"> / </w:t>
-            </w:r>
-            <w:r>
-              <w:rPr>
-                <w:rFonts w:ascii="Arial" w:hAnsi="Arial" w:cs="Bahij TheSansArabic Plain"/>
-                <w:b w:val="0"/>
-                <w:color w:val="656575"/>
-                <w:sz w:val="16"/>
-              </w:rPr>
-              <w:t>⁦Risk Appetite⁩</w:t>
+                <w:sz w:val="2"/>
+              </w:rPr>
             </w:r>
           </w:p>
           <w:tbl>
@@ -10465,19 +10597,34 @@
     <w:p>
       <w:pPr>
         <w:keepNext/>
+        <w:spacing w:before="0" w:after="0" w:line="100" w:lineRule="exact"/>
+        <w:jc w:val="left"/>
+      </w:pPr>
+      <w:r>
+        <w:rPr>
+          <w:rFonts w:ascii="Arial" w:hAnsi="Arial" w:cs="Bahij TheSansArabic Plain"/>
+          <w:b w:val="0"/>
+          <w:color w:val="242235"/>
+          <w:sz w:val="2"/>
+        </w:rPr>
+      </w:r>
+    </w:p>
+    <w:p>
+      <w:pPr>
+        <w:keepNext/>
         <w:tabs>
-          <w:tab w:pos="9746" w:val="right"/>
+          <w:tab w:pos="9886" w:val="right"/>
         </w:tabs>
-        <w:spacing w:before="100" w:after="60" w:line="380" w:lineRule="exact"/>
-        <w:ind w:left="120" w:right="120"/>
+        <w:spacing w:before="0" w:after="60" w:line="380" w:lineRule="exact"/>
+        <w:ind w:left="0" w:right="0" w:firstLine="100"/>
         <w:jc w:val="left"/>
-        <w:shd w:fill="F3EEF6"/>
+        <w:shd w:fill="401D58"/>
       </w:pPr>
       <w:r>
         <w:rPr>
           <w:rFonts w:ascii="Arial" w:hAnsi="Arial" w:cs="Bahij TheSansArabic Plain"/>
           <w:b/>
-          <w:color w:val="401D58"/>
+          <w:color w:val="FFFFFF"/>
           <w:sz w:val="17"/>
         </w:rPr>
       </w:r>
@@ -10485,7 +10632,7 @@
         <w:rPr>
           <w:rFonts w:ascii="Arial" w:hAnsi="Arial" w:cs="Bahij TheSansArabic Plain"/>
           <w:b/>
-          <w:color w:val="401D58"/>
+          <w:color w:val="FFFFFF"/>
           <w:sz w:val="17"/>
         </w:rPr>
         <w:t>General Investment objectives</w:t>
@@ -10495,7 +10642,7 @@
         <w:rPr>
           <w:rFonts w:ascii="Bahij TheSansArabic Plain" w:hAnsi="Bahij TheSansArabic Plain" w:cs="Bahij TheSansArabic Plain"/>
           <w:b/>
-          <w:color w:val="401D58"/>
+          <w:color w:val="FFFFFF"/>
           <w:sz w:val="20"/>
           <w:rtl/>
           <w:szCs w:val="20"/>
@@ -10539,7 +10686,7 @@
           <w:p>
             <w:pPr>
               <w:keepNext w:val="0"/>
-              <w:spacing w:before="0" w:after="0" w:line="280" w:lineRule="exact"/>
+              <w:spacing w:before="0" w:after="0" w:line="20" w:lineRule="exact"/>
               <w:jc w:val="left"/>
             </w:pPr>
             <w:r>
@@ -10547,38 +10694,8 @@
                 <w:rFonts w:ascii="Arial" w:hAnsi="Arial" w:cs="Bahij TheSansArabic Plain"/>
                 <w:b w:val="0"/>
                 <w:color w:val="242235"/>
-                <w:sz w:val="18"/>
-              </w:rPr>
-            </w:r>
-            <w:r>
-              <w:rPr>
-                <w:rFonts w:ascii="Bahij TheSansArabic Plain" w:hAnsi="Bahij TheSansArabic Plain" w:cs="Bahij TheSansArabic Plain"/>
-                <w:b/>
-                <w:color w:val="242235"/>
-                <w:sz w:val="19"/>
-                <w:rtl/>
-                <w:szCs w:val="19"/>
-                <w:bCs/>
-              </w:rPr>
-              <w:t>⁧الأهداف الاستثمارية العامة⁩</w:t>
-            </w:r>
-            <w:r>
-              <w:rPr>
-                <w:rFonts w:ascii="Arial" w:hAnsi="Arial" w:cs="Bahij TheSansArabic Plain"/>
-                <w:b w:val="0"/>
-                <w:color w:val="656575"/>
-                <w:sz w:val="16"/>
-              </w:rPr>
-              <w:t xml:space="preserve"> / </w:t>
-            </w:r>
-            <w:r>
-              <w:rPr>
-                <w:rFonts w:ascii="Arial" w:hAnsi="Arial" w:cs="Bahij TheSansArabic Plain"/>
-                <w:b w:val="0"/>
-                <w:color w:val="656575"/>
-                <w:sz w:val="16"/>
-              </w:rPr>
-              <w:t>⁦General Investment objectives⁩</w:t>
+                <w:sz w:val="2"/>
+              </w:rPr>
             </w:r>
           </w:p>
           <w:tbl>
@@ -11245,19 +11362,34 @@
     <w:p>
       <w:pPr>
         <w:keepNext/>
+        <w:spacing w:before="0" w:after="0" w:line="100" w:lineRule="exact"/>
+        <w:jc w:val="left"/>
+      </w:pPr>
+      <w:r>
+        <w:rPr>
+          <w:rFonts w:ascii="Arial" w:hAnsi="Arial" w:cs="Bahij TheSansArabic Plain"/>
+          <w:b w:val="0"/>
+          <w:color w:val="242235"/>
+          <w:sz w:val="2"/>
+        </w:rPr>
+      </w:r>
+    </w:p>
+    <w:p>
+      <w:pPr>
+        <w:keepNext/>
         <w:tabs>
-          <w:tab w:pos="9746" w:val="right"/>
+          <w:tab w:pos="9886" w:val="right"/>
         </w:tabs>
-        <w:spacing w:before="100" w:after="60" w:line="380" w:lineRule="exact"/>
-        <w:ind w:left="120" w:right="120"/>
+        <w:spacing w:before="0" w:after="60" w:line="380" w:lineRule="exact"/>
+        <w:ind w:left="0" w:right="0" w:firstLine="100"/>
         <w:jc w:val="left"/>
-        <w:shd w:fill="F3EEF6"/>
+        <w:shd w:fill="401D58"/>
       </w:pPr>
       <w:r>
         <w:rPr>
           <w:rFonts w:ascii="Arial" w:hAnsi="Arial" w:cs="Bahij TheSansArabic Plain"/>
           <w:b/>
-          <w:color w:val="401D58"/>
+          <w:color w:val="FFFFFF"/>
           <w:sz w:val="17"/>
         </w:rPr>
       </w:r>
@@ -11265,7 +11397,7 @@
         <w:rPr>
           <w:rFonts w:ascii="Arial" w:hAnsi="Arial" w:cs="Bahij TheSansArabic Plain"/>
           <w:b/>
-          <w:color w:val="401D58"/>
+          <w:color w:val="FFFFFF"/>
           <w:sz w:val="17"/>
         </w:rPr>
         <w:t>Investment restrictions</w:t>
@@ -11275,7 +11407,7 @@
         <w:rPr>
           <w:rFonts w:ascii="Bahij TheSansArabic Plain" w:hAnsi="Bahij TheSansArabic Plain" w:cs="Bahij TheSansArabic Plain"/>
           <w:b/>
-          <w:color w:val="401D58"/>
+          <w:color w:val="FFFFFF"/>
           <w:sz w:val="20"/>
           <w:rtl/>
           <w:szCs w:val="20"/>
@@ -11407,11 +11539,26 @@
     <w:p>
       <w:pPr>
         <w:keepNext/>
+        <w:spacing w:before="0" w:after="0" w:line="100" w:lineRule="exact"/>
+        <w:jc w:val="left"/>
+      </w:pPr>
+      <w:r>
+        <w:rPr>
+          <w:rFonts w:ascii="Arial" w:hAnsi="Arial" w:cs="Bahij TheSansArabic Plain"/>
+          <w:b w:val="0"/>
+          <w:color w:val="242235"/>
+          <w:sz w:val="2"/>
+        </w:rPr>
+      </w:r>
+    </w:p>
+    <w:p>
+      <w:pPr>
+        <w:keepNext/>
         <w:tabs>
-          <w:tab w:pos="9746" w:val="right"/>
+          <w:tab w:pos="9886" w:val="right"/>
         </w:tabs>
-        <w:spacing w:before="100" w:after="60" w:line="380" w:lineRule="exact"/>
-        <w:ind w:left="120" w:right="120"/>
+        <w:spacing w:before="0" w:after="60" w:line="380" w:lineRule="exact"/>
+        <w:ind w:left="0" w:right="0" w:firstLine="100"/>
         <w:jc w:val="left"/>
         <w:shd w:fill="401D58"/>
       </w:pPr>
@@ -11449,19 +11596,34 @@
     <w:p>
       <w:pPr>
         <w:keepNext/>
+        <w:spacing w:before="0" w:after="0" w:line="100" w:lineRule="exact"/>
+        <w:jc w:val="left"/>
+      </w:pPr>
+      <w:r>
+        <w:rPr>
+          <w:rFonts w:ascii="Arial" w:hAnsi="Arial" w:cs="Bahij TheSansArabic Plain"/>
+          <w:b w:val="0"/>
+          <w:color w:val="242235"/>
+          <w:sz w:val="2"/>
+        </w:rPr>
+      </w:r>
+    </w:p>
+    <w:p>
+      <w:pPr>
+        <w:keepNext/>
         <w:tabs>
-          <w:tab w:pos="9746" w:val="right"/>
+          <w:tab w:pos="9886" w:val="right"/>
         </w:tabs>
-        <w:spacing w:before="100" w:after="60" w:line="380" w:lineRule="exact"/>
-        <w:ind w:left="120" w:right="120"/>
+        <w:spacing w:before="0" w:after="60" w:line="380" w:lineRule="exact"/>
+        <w:ind w:left="0" w:right="0" w:firstLine="100"/>
         <w:jc w:val="left"/>
-        <w:shd w:fill="F3EEF6"/>
+        <w:shd w:fill="401D58"/>
       </w:pPr>
       <w:r>
         <w:rPr>
           <w:rFonts w:ascii="Arial" w:hAnsi="Arial" w:cs="Bahij TheSansArabic Plain"/>
           <w:b/>
-          <w:color w:val="401D58"/>
+          <w:color w:val="FFFFFF"/>
           <w:sz w:val="17"/>
         </w:rPr>
       </w:r>
@@ -11469,7 +11631,7 @@
         <w:rPr>
           <w:rFonts w:ascii="Arial" w:hAnsi="Arial" w:cs="Bahij TheSansArabic Plain"/>
           <w:b/>
-          <w:color w:val="401D58"/>
+          <w:color w:val="FFFFFF"/>
           <w:sz w:val="17"/>
         </w:rPr>
         <w:t>Preferred Investment Currency</w:t>
@@ -11479,7 +11641,7 @@
         <w:rPr>
           <w:rFonts w:ascii="Bahij TheSansArabic Plain" w:hAnsi="Bahij TheSansArabic Plain" w:cs="Bahij TheSansArabic Plain"/>
           <w:b/>
-          <w:color w:val="401D58"/>
+          <w:color w:val="FFFFFF"/>
           <w:sz w:val="20"/>
           <w:rtl/>
           <w:szCs w:val="20"/>
@@ -11523,7 +11685,7 @@
           <w:p>
             <w:pPr>
               <w:keepNext w:val="0"/>
-              <w:spacing w:before="0" w:after="0" w:line="280" w:lineRule="exact"/>
+              <w:spacing w:before="0" w:after="0" w:line="20" w:lineRule="exact"/>
               <w:jc w:val="left"/>
             </w:pPr>
             <w:r>
@@ -11531,38 +11693,8 @@
                 <w:rFonts w:ascii="Arial" w:hAnsi="Arial" w:cs="Bahij TheSansArabic Plain"/>
                 <w:b w:val="0"/>
                 <w:color w:val="242235"/>
-                <w:sz w:val="18"/>
-              </w:rPr>
-            </w:r>
-            <w:r>
-              <w:rPr>
-                <w:rFonts w:ascii="Bahij TheSansArabic Plain" w:hAnsi="Bahij TheSansArabic Plain" w:cs="Bahij TheSansArabic Plain"/>
-                <w:b/>
-                <w:color w:val="242235"/>
-                <w:sz w:val="19"/>
-                <w:rtl/>
-                <w:szCs w:val="19"/>
-                <w:bCs/>
-              </w:rPr>
-              <w:t>⁧ما الأصول الاستثمارية المفضلة للعميل؟⁩</w:t>
-            </w:r>
-            <w:r>
-              <w:rPr>
-                <w:rFonts w:ascii="Arial" w:hAnsi="Arial" w:cs="Bahij TheSansArabic Plain"/>
-                <w:b w:val="0"/>
-                <w:color w:val="656575"/>
-                <w:sz w:val="16"/>
-              </w:rPr>
-              <w:t xml:space="preserve"> / </w:t>
-            </w:r>
-            <w:r>
-              <w:rPr>
-                <w:rFonts w:ascii="Arial" w:hAnsi="Arial" w:cs="Bahij TheSansArabic Plain"/>
-                <w:b w:val="0"/>
-                <w:color w:val="656575"/>
-                <w:sz w:val="16"/>
-              </w:rPr>
-              <w:t>⁦Preferred Investment Currency⁩</w:t>
+                <w:sz w:val="2"/>
+              </w:rPr>
             </w:r>
           </w:p>
           <w:p>
@@ -11909,6 +12041,80 @@
         <w:t xml:space="preserve"> </w:t>
       </w:r>
     </w:p>
+    <w:p>
+      <w:pPr>
+        <w:keepNext/>
+        <w:spacing w:before="0" w:after="0" w:line="100" w:lineRule="exact"/>
+        <w:jc w:val="left"/>
+      </w:pPr>
+      <w:r>
+        <w:rPr>
+          <w:rFonts w:ascii="Arial" w:hAnsi="Arial" w:cs="Bahij TheSansArabic Plain"/>
+          <w:b w:val="0"/>
+          <w:color w:val="242235"/>
+          <w:sz w:val="2"/>
+        </w:rPr>
+      </w:r>
+    </w:p>
+    <w:p>
+      <w:pPr>
+        <w:keepNext/>
+        <w:spacing w:before="0" w:after="0" w:line="380" w:lineRule="exact"/>
+        <w:ind w:left="0" w:right="0" w:firstLine="100"/>
+        <w:jc w:val="left"/>
+        <w:shd w:fill="401D58"/>
+      </w:pPr>
+      <w:r>
+        <w:rPr>
+          <w:rFonts w:ascii="Arial" w:hAnsi="Arial" w:cs="Bahij TheSansArabic Plain"/>
+          <w:b/>
+          <w:color w:val="FFFFFF"/>
+          <w:sz w:val="17"/>
+        </w:rPr>
+      </w:r>
+      <w:r>
+        <w:rPr>
+          <w:rFonts w:ascii="Arial" w:hAnsi="Arial" w:cs="Bahij TheSansArabic Plain"/>
+          <w:b/>
+          <w:color w:val="FFFFFF"/>
+          <w:sz w:val="17"/>
+        </w:rPr>
+        <w:t>The Period during which the customer expects to recover the invested money:</w:t>
+      </w:r>
+    </w:p>
+    <w:p>
+      <w:pPr>
+        <w:keepNext/>
+        <w:spacing w:before="0" w:after="60" w:line="380" w:lineRule="exact"/>
+        <w:ind w:left="0" w:right="0" w:firstLine="100"/>
+        <w:jc w:val="start"/>
+        <w:bidi/>
+        <w:shd w:fill="401D58"/>
+      </w:pPr>
+      <w:r>
+        <w:rPr>
+          <w:rFonts w:ascii="Bahij TheSansArabic Plain" w:hAnsi="Bahij TheSansArabic Plain" w:cs="Bahij TheSansArabic Plain"/>
+          <w:b/>
+          <w:color w:val="FFFFFF"/>
+          <w:sz w:val="20"/>
+          <w:rtl/>
+          <w:szCs w:val="20"/>
+          <w:bCs/>
+        </w:rPr>
+      </w:r>
+      <w:r>
+        <w:rPr>
+          <w:rFonts w:ascii="Bahij TheSansArabic Plain" w:hAnsi="Bahij TheSansArabic Plain" w:cs="Bahij TheSansArabic Plain"/>
+          <w:b/>
+          <w:color w:val="FFFFFF"/>
+          <w:sz w:val="20"/>
+          <w:rtl/>
+          <w:szCs w:val="20"/>
+          <w:bCs/>
+        </w:rPr>
+        <w:t>المدة التي يتوقع العميل خلالها استرداد الأموال المستثمرة</w:t>
+      </w:r>
+    </w:p>
     <w:tbl>
       <w:tblPr>
         <w:tblW w:type="auto" w:w="0"/>
@@ -11944,37 +12150,16 @@
           <w:p>
             <w:pPr>
               <w:keepNext w:val="0"/>
-              <w:spacing w:before="0" w:after="0" w:line="260" w:lineRule="exact"/>
-              <w:jc w:val="start"/>
-              <w:bidi/>
-            </w:pPr>
-            <w:r>
-              <w:rPr>
-                <w:rFonts w:ascii="Bahij TheSansArabic Plain" w:hAnsi="Bahij TheSansArabic Plain" w:cs="Bahij TheSansArabic Plain"/>
-                <w:b/>
-                <w:color w:val="242235"/>
-                <w:sz w:val="19"/>
-                <w:rtl/>
-                <w:szCs w:val="19"/>
-                <w:bCs/>
-              </w:rPr>
-              <w:t>المدة التي يتوقع العميل خلالها استرداد الأموال المستثمرة</w:t>
-            </w:r>
-          </w:p>
-          <w:p>
-            <w:pPr>
-              <w:keepNext w:val="0"/>
-              <w:spacing w:before="0" w:after="0" w:line="240" w:lineRule="exact"/>
+              <w:spacing w:before="0" w:after="0" w:line="20" w:lineRule="exact"/>
               <w:jc w:val="left"/>
             </w:pPr>
             <w:r>
               <w:rPr>
                 <w:rFonts w:ascii="Arial" w:hAnsi="Arial" w:cs="Bahij TheSansArabic Plain"/>
                 <w:b w:val="0"/>
-                <w:color w:val="656575"/>
-                <w:sz w:val="16"/>
-              </w:rPr>
-              <w:t>The Period during which the customer expects to recover the invested money:</w:t>
+                <w:color w:val="242235"/>
+                <w:sz w:val="2"/>
+              </w:rPr>
             </w:r>
           </w:p>
           <w:tbl>
@@ -12251,19 +12436,34 @@
     <w:p>
       <w:pPr>
         <w:keepNext/>
+        <w:spacing w:before="0" w:after="0" w:line="100" w:lineRule="exact"/>
+        <w:jc w:val="left"/>
+      </w:pPr>
+      <w:r>
+        <w:rPr>
+          <w:rFonts w:ascii="Arial" w:hAnsi="Arial" w:cs="Bahij TheSansArabic Plain"/>
+          <w:b w:val="0"/>
+          <w:color w:val="242235"/>
+          <w:sz w:val="2"/>
+        </w:rPr>
+      </w:r>
+    </w:p>
+    <w:p>
+      <w:pPr>
+        <w:keepNext/>
         <w:tabs>
-          <w:tab w:pos="9746" w:val="right"/>
+          <w:tab w:pos="9886" w:val="right"/>
         </w:tabs>
-        <w:spacing w:before="100" w:after="60" w:line="380" w:lineRule="exact"/>
-        <w:ind w:left="120" w:right="120"/>
+        <w:spacing w:before="0" w:after="60" w:line="380" w:lineRule="exact"/>
+        <w:ind w:left="0" w:right="0" w:firstLine="100"/>
         <w:jc w:val="left"/>
-        <w:shd w:fill="F3EEF6"/>
+        <w:shd w:fill="401D58"/>
       </w:pPr>
       <w:r>
         <w:rPr>
           <w:rFonts w:ascii="Arial" w:hAnsi="Arial" w:cs="Bahij TheSansArabic Plain"/>
           <w:b/>
-          <w:color w:val="401D58"/>
+          <w:color w:val="FFFFFF"/>
           <w:sz w:val="17"/>
         </w:rPr>
       </w:r>
@@ -12271,7 +12471,7 @@
         <w:rPr>
           <w:rFonts w:ascii="Arial" w:hAnsi="Arial" w:cs="Bahij TheSansArabic Plain"/>
           <w:b/>
-          <w:color w:val="401D58"/>
+          <w:color w:val="FFFFFF"/>
           <w:sz w:val="17"/>
         </w:rPr>
         <w:t>Client’s current portfolio information</w:t>
@@ -12281,7 +12481,7 @@
         <w:rPr>
           <w:rFonts w:ascii="Bahij TheSansArabic Plain" w:hAnsi="Bahij TheSansArabic Plain" w:cs="Bahij TheSansArabic Plain"/>
           <w:b/>
-          <w:color w:val="401D58"/>
+          <w:color w:val="FFFFFF"/>
           <w:sz w:val="20"/>
           <w:rtl/>
           <w:szCs w:val="20"/>
@@ -14286,11 +14486,26 @@
     <w:p>
       <w:pPr>
         <w:keepNext/>
+        <w:spacing w:before="0" w:after="0" w:line="100" w:lineRule="exact"/>
+        <w:jc w:val="left"/>
+      </w:pPr>
+      <w:r>
+        <w:rPr>
+          <w:rFonts w:ascii="Arial" w:hAnsi="Arial" w:cs="Bahij TheSansArabic Plain"/>
+          <w:b w:val="0"/>
+          <w:color w:val="242235"/>
+          <w:sz w:val="2"/>
+        </w:rPr>
+      </w:r>
+    </w:p>
+    <w:p>
+      <w:pPr>
+        <w:keepNext/>
         <w:tabs>
-          <w:tab w:pos="9746" w:val="right"/>
+          <w:tab w:pos="9886" w:val="right"/>
         </w:tabs>
-        <w:spacing w:before="100" w:after="60" w:line="380" w:lineRule="exact"/>
-        <w:ind w:left="120" w:right="120"/>
+        <w:spacing w:before="0" w:after="60" w:line="380" w:lineRule="exact"/>
+        <w:ind w:left="0" w:right="0" w:firstLine="100"/>
         <w:jc w:val="left"/>
         <w:shd w:fill="401D58"/>
       </w:pPr>
@@ -14604,19 +14819,34 @@
     <w:p>
       <w:pPr>
         <w:keepNext/>
+        <w:spacing w:before="0" w:after="0" w:line="100" w:lineRule="exact"/>
+        <w:jc w:val="left"/>
+      </w:pPr>
+      <w:r>
+        <w:rPr>
+          <w:rFonts w:ascii="Arial" w:hAnsi="Arial" w:cs="Bahij TheSansArabic Plain"/>
+          <w:b w:val="0"/>
+          <w:color w:val="242235"/>
+          <w:sz w:val="2"/>
+        </w:rPr>
+      </w:r>
+    </w:p>
+    <w:p>
+      <w:pPr>
+        <w:keepNext/>
         <w:tabs>
-          <w:tab w:pos="9746" w:val="right"/>
+          <w:tab w:pos="9886" w:val="right"/>
         </w:tabs>
-        <w:spacing w:before="100" w:after="60" w:line="380" w:lineRule="exact"/>
-        <w:ind w:left="120" w:right="120"/>
+        <w:spacing w:before="0" w:after="60" w:line="380" w:lineRule="exact"/>
+        <w:ind w:left="0" w:right="0" w:firstLine="100"/>
         <w:jc w:val="left"/>
-        <w:shd w:fill="F3EEF6"/>
+        <w:shd w:fill="401D58"/>
       </w:pPr>
       <w:r>
         <w:rPr>
           <w:rFonts w:ascii="Arial" w:hAnsi="Arial" w:cs="Bahij TheSansArabic Plain"/>
           <w:b/>
-          <w:color w:val="401D58"/>
+          <w:color w:val="FFFFFF"/>
           <w:sz w:val="17"/>
         </w:rPr>
       </w:r>
@@ -14624,7 +14854,7 @@
         <w:rPr>
           <w:rFonts w:ascii="Arial" w:hAnsi="Arial" w:cs="Bahij TheSansArabic Plain"/>
           <w:b/>
-          <w:color w:val="401D58"/>
+          <w:color w:val="FFFFFF"/>
           <w:sz w:val="17"/>
         </w:rPr>
         <w:t>Internal Process (For Internal Use)</w:t>
@@ -14634,7 +14864,7 @@
         <w:rPr>
           <w:rFonts w:ascii="Bahij TheSansArabic Plain" w:hAnsi="Bahij TheSansArabic Plain" w:cs="Bahij TheSansArabic Plain"/>
           <w:b/>
-          <w:color w:val="401D58"/>
+          <w:color w:val="FFFFFF"/>
           <w:sz w:val="20"/>
           <w:rtl/>
           <w:szCs w:val="20"/>
@@ -14967,19 +15197,34 @@
     <w:p>
       <w:pPr>
         <w:keepNext/>
+        <w:spacing w:before="0" w:after="0" w:line="100" w:lineRule="exact"/>
+        <w:jc w:val="left"/>
+      </w:pPr>
+      <w:r>
+        <w:rPr>
+          <w:rFonts w:ascii="Arial" w:hAnsi="Arial" w:cs="Bahij TheSansArabic Plain"/>
+          <w:b w:val="0"/>
+          <w:color w:val="242235"/>
+          <w:sz w:val="2"/>
+        </w:rPr>
+      </w:r>
+    </w:p>
+    <w:p>
+      <w:pPr>
+        <w:keepNext/>
         <w:tabs>
-          <w:tab w:pos="9746" w:val="right"/>
+          <w:tab w:pos="9886" w:val="right"/>
         </w:tabs>
-        <w:spacing w:before="100" w:after="60" w:line="380" w:lineRule="exact"/>
-        <w:ind w:left="120" w:right="120"/>
+        <w:spacing w:before="0" w:after="60" w:line="380" w:lineRule="exact"/>
+        <w:ind w:left="0" w:right="0" w:firstLine="100"/>
         <w:jc w:val="left"/>
-        <w:shd w:fill="F3EEF6"/>
+        <w:shd w:fill="401D58"/>
       </w:pPr>
       <w:r>
         <w:rPr>
           <w:rFonts w:ascii="Arial" w:hAnsi="Arial" w:cs="Bahij TheSansArabic Plain"/>
           <w:b/>
-          <w:color w:val="401D58"/>
+          <w:color w:val="FFFFFF"/>
           <w:sz w:val="17"/>
         </w:rPr>
       </w:r>
@@ -14987,7 +15232,7 @@
         <w:rPr>
           <w:rFonts w:ascii="Arial" w:hAnsi="Arial" w:cs="Bahij TheSansArabic Plain"/>
           <w:b/>
-          <w:color w:val="401D58"/>
+          <w:color w:val="FFFFFF"/>
           <w:sz w:val="17"/>
         </w:rPr>
         <w:t>Client Classification</w:t>
@@ -14997,7 +15242,7 @@
         <w:rPr>
           <w:rFonts w:ascii="Bahij TheSansArabic Plain" w:hAnsi="Bahij TheSansArabic Plain" w:cs="Bahij TheSansArabic Plain"/>
           <w:b/>
-          <w:color w:val="401D58"/>
+          <w:color w:val="FFFFFF"/>
           <w:sz w:val="20"/>
           <w:rtl/>
           <w:szCs w:val="20"/>
@@ -15235,19 +15480,34 @@
     <w:p>
       <w:pPr>
         <w:keepNext/>
+        <w:spacing w:before="0" w:after="0" w:line="100" w:lineRule="exact"/>
+        <w:jc w:val="left"/>
+      </w:pPr>
+      <w:r>
+        <w:rPr>
+          <w:rFonts w:ascii="Arial" w:hAnsi="Arial" w:cs="Bahij TheSansArabic Plain"/>
+          <w:b w:val="0"/>
+          <w:color w:val="242235"/>
+          <w:sz w:val="2"/>
+        </w:rPr>
+      </w:r>
+    </w:p>
+    <w:p>
+      <w:pPr>
+        <w:keepNext/>
         <w:tabs>
-          <w:tab w:pos="9746" w:val="right"/>
+          <w:tab w:pos="9886" w:val="right"/>
         </w:tabs>
-        <w:spacing w:before="100" w:after="60" w:line="380" w:lineRule="exact"/>
-        <w:ind w:left="120" w:right="120"/>
+        <w:spacing w:before="0" w:after="60" w:line="380" w:lineRule="exact"/>
+        <w:ind w:left="0" w:right="0" w:firstLine="100"/>
         <w:jc w:val="left"/>
-        <w:shd w:fill="F3EEF6"/>
+        <w:shd w:fill="401D58"/>
       </w:pPr>
       <w:r>
         <w:rPr>
           <w:rFonts w:ascii="Arial" w:hAnsi="Arial" w:cs="Bahij TheSansArabic Plain"/>
           <w:b/>
-          <w:color w:val="401D58"/>
+          <w:color w:val="FFFFFF"/>
           <w:sz w:val="17"/>
         </w:rPr>
       </w:r>
@@ -15255,7 +15515,7 @@
         <w:rPr>
           <w:rFonts w:ascii="Arial" w:hAnsi="Arial" w:cs="Bahij TheSansArabic Plain"/>
           <w:b/>
-          <w:color w:val="401D58"/>
+          <w:color w:val="FFFFFF"/>
           <w:sz w:val="17"/>
         </w:rPr>
         <w:t>Client Risk Rating</w:t>
@@ -15265,7 +15525,7 @@
         <w:rPr>
           <w:rFonts w:ascii="Bahij TheSansArabic Plain" w:hAnsi="Bahij TheSansArabic Plain" w:cs="Bahij TheSansArabic Plain"/>
           <w:b/>
-          <w:color w:val="401D58"/>
+          <w:color w:val="FFFFFF"/>
           <w:sz w:val="20"/>
           <w:rtl/>
           <w:szCs w:val="20"/>
@@ -15503,19 +15763,34 @@
     <w:p>
       <w:pPr>
         <w:keepNext/>
+        <w:spacing w:before="0" w:after="0" w:line="100" w:lineRule="exact"/>
+        <w:jc w:val="left"/>
+      </w:pPr>
+      <w:r>
+        <w:rPr>
+          <w:rFonts w:ascii="Arial" w:hAnsi="Arial" w:cs="Bahij TheSansArabic Plain"/>
+          <w:b w:val="0"/>
+          <w:color w:val="242235"/>
+          <w:sz w:val="2"/>
+        </w:rPr>
+      </w:r>
+    </w:p>
+    <w:p>
+      <w:pPr>
+        <w:keepNext/>
         <w:tabs>
-          <w:tab w:pos="9746" w:val="right"/>
+          <w:tab w:pos="9886" w:val="right"/>
         </w:tabs>
-        <w:spacing w:before="100" w:after="60" w:line="380" w:lineRule="exact"/>
-        <w:ind w:left="120" w:right="120"/>
+        <w:spacing w:before="0" w:after="60" w:line="380" w:lineRule="exact"/>
+        <w:ind w:left="0" w:right="0" w:firstLine="100"/>
         <w:jc w:val="left"/>
-        <w:shd w:fill="F3EEF6"/>
+        <w:shd w:fill="401D58"/>
       </w:pPr>
       <w:r>
         <w:rPr>
           <w:rFonts w:ascii="Arial" w:hAnsi="Arial" w:cs="Bahij TheSansArabic Plain"/>
           <w:b/>
-          <w:color w:val="401D58"/>
+          <w:color w:val="FFFFFF"/>
           <w:sz w:val="17"/>
         </w:rPr>
       </w:r>
@@ -15523,7 +15798,7 @@
         <w:rPr>
           <w:rFonts w:ascii="Arial" w:hAnsi="Arial" w:cs="Bahij TheSansArabic Plain"/>
           <w:b/>
-          <w:color w:val="401D58"/>
+          <w:color w:val="FFFFFF"/>
           <w:sz w:val="17"/>
         </w:rPr>
         <w:t>Senior Management Approval (If needed)</w:t>
@@ -15533,7 +15808,7 @@
         <w:rPr>
           <w:rFonts w:ascii="Bahij TheSansArabic Plain" w:hAnsi="Bahij TheSansArabic Plain" w:cs="Bahij TheSansArabic Plain"/>
           <w:b/>
-          <w:color w:val="401D58"/>
+          <w:color w:val="FFFFFF"/>
           <w:sz w:val="20"/>
           <w:rtl/>
           <w:szCs w:val="20"/>
@@ -15623,7 +15898,7 @@
           <w:p>
             <w:pPr>
               <w:keepNext w:val="0"/>
-              <w:spacing w:before="0" w:after="0" w:line="480" w:lineRule="exact"/>
+              <w:spacing w:before="0" w:after="0" w:line="700" w:lineRule="exact"/>
               <w:jc w:val="left"/>
             </w:pPr>
             <w:r>
@@ -15670,7 +15945,7 @@
                 <w:rtl/>
                 <w:szCs w:val="19"/>
               </w:rPr>
-              <w:t>⁧الوظيفة⁩</w:t>
+              <w:t>⁧التوقيع⁩</w:t>
             </w:r>
             <w:r>
               <w:rPr>
@@ -15688,13 +15963,13 @@
                 <w:color w:val="656575"/>
                 <w:sz w:val="15"/>
               </w:rPr>
-              <w:t>⁦Position⁩</w:t>
+              <w:t>⁦Signature⁩</w:t>
             </w:r>
           </w:p>
           <w:p>
             <w:pPr>
               <w:keepNext w:val="0"/>
-              <w:spacing w:before="0" w:after="0" w:line="480" w:lineRule="exact"/>
+              <w:spacing w:before="0" w:after="0" w:line="700" w:lineRule="exact"/>
               <w:jc w:val="left"/>
             </w:pPr>
             <w:r>
@@ -15782,7 +16057,7 @@
                 <w:rtl/>
                 <w:szCs w:val="19"/>
               </w:rPr>
-              <w:t>⁧التاريخ⁩</w:t>
+              <w:t>⁧الوظيفة⁩</w:t>
             </w:r>
             <w:r>
               <w:rPr>
@@ -15800,13 +16075,13 @@
                 <w:color w:val="656575"/>
                 <w:sz w:val="15"/>
               </w:rPr>
-              <w:t>⁦Date⁩</w:t>
+              <w:t>⁦Position⁩</w:t>
             </w:r>
           </w:p>
           <w:p>
             <w:pPr>
               <w:keepNext w:val="0"/>
-              <w:spacing w:before="0" w:after="0" w:line="700" w:lineRule="exact"/>
+              <w:spacing w:before="0" w:after="0" w:line="480" w:lineRule="exact"/>
               <w:jc w:val="left"/>
             </w:pPr>
             <w:r>
@@ -15853,7 +16128,7 @@
                 <w:rtl/>
                 <w:szCs w:val="19"/>
               </w:rPr>
-              <w:t>⁧التوقيع⁩</w:t>
+              <w:t>⁧التاريخ⁩</w:t>
             </w:r>
             <w:r>
               <w:rPr>
@@ -15871,13 +16146,13 @@
                 <w:color w:val="656575"/>
                 <w:sz w:val="15"/>
               </w:rPr>
-              <w:t>⁦Signature⁩</w:t>
+              <w:t>⁦Date⁩</w:t>
             </w:r>
           </w:p>
           <w:p>
             <w:pPr>
               <w:keepNext w:val="0"/>
-              <w:spacing w:before="0" w:after="0" w:line="700" w:lineRule="exact"/>
+              <w:spacing w:before="0" w:after="0" w:line="480" w:lineRule="exact"/>
               <w:jc w:val="left"/>
             </w:pPr>
             <w:r>
@@ -15916,11 +16191,26 @@
     <w:p>
       <w:pPr>
         <w:keepNext/>
+        <w:spacing w:before="0" w:after="0" w:line="100" w:lineRule="exact"/>
+        <w:jc w:val="left"/>
+      </w:pPr>
+      <w:r>
+        <w:rPr>
+          <w:rFonts w:ascii="Arial" w:hAnsi="Arial" w:cs="Bahij TheSansArabic Plain"/>
+          <w:b w:val="0"/>
+          <w:color w:val="242235"/>
+          <w:sz w:val="2"/>
+        </w:rPr>
+      </w:r>
+    </w:p>
+    <w:p>
+      <w:pPr>
+        <w:keepNext/>
         <w:tabs>
-          <w:tab w:pos="9746" w:val="right"/>
+          <w:tab w:pos="9886" w:val="right"/>
         </w:tabs>
-        <w:spacing w:before="100" w:after="60" w:line="380" w:lineRule="exact"/>
-        <w:ind w:left="120" w:right="120"/>
+        <w:spacing w:before="0" w:after="60" w:line="380" w:lineRule="exact"/>
+        <w:ind w:left="0" w:right="0" w:firstLine="100"/>
         <w:jc w:val="left"/>
         <w:shd w:fill="401D58"/>
       </w:pPr>
@@ -18396,8 +18686,7 @@
         </w:tblBorders>
       </w:tblPr>
       <w:tblGrid>
-        <w:gridCol w:w="4993"/>
-        <w:gridCol w:w="4993"/>
+        <w:gridCol w:w="9986"/>
       </w:tblGrid>
       <w:tr>
         <w:trPr>
@@ -18405,7 +18694,7 @@
         </w:trPr>
         <w:tc>
           <w:tcPr>
-            <w:tcW w:type="dxa" w:w="4993"/>
+            <w:tcW w:type="dxa" w:w="9986"/>
             <w:tcMar>
               <w:top w:w="65" w:type="dxa"/>
               <w:bottom w:w="55" w:type="dxa"/>
@@ -18492,86 +18781,6 @@
                 <w:sz w:val="15"/>
               </w:rPr>
               <w:t>⁦(funds / portfolios of:⁩</w:t>
-            </w:r>
-          </w:p>
-          <w:p>
-            <w:pPr>
-              <w:keepNext w:val="0"/>
-              <w:spacing w:before="0" w:after="0" w:line="480" w:lineRule="exact"/>
-              <w:jc w:val="left"/>
-            </w:pPr>
-            <w:r>
-              <w:rPr>
-                <w:rFonts w:ascii="Arial" w:hAnsi="Arial" w:cs="Bahij TheSansArabic Plain"/>
-                <w:b w:val="0"/>
-                <w:color w:val="242235"/>
-                <w:sz w:val="4"/>
-              </w:rPr>
-            </w:r>
-            <w:r>
-              <w:rPr>
-                <w:rFonts w:ascii="Arial" w:hAnsi="Arial" w:cs="Bahij TheSansArabic Plain"/>
-                <w:b w:val="0"/>
-                <w:color w:val="242235"/>
-                <w:sz w:val="4"/>
-              </w:rPr>
-              <w:t xml:space="preserve"> </w:t>
-            </w:r>
-          </w:p>
-        </w:tc>
-        <w:tc>
-          <w:tcPr>
-            <w:tcW w:type="dxa" w:w="4993"/>
-            <w:tcMar>
-              <w:top w:w="65" w:type="dxa"/>
-              <w:bottom w:w="55" w:type="dxa"/>
-              <w:left w:w="100" w:type="dxa"/>
-              <w:right w:w="100" w:type="dxa"/>
-            </w:tcMar>
-            <w:vAlign w:val="bottom"/>
-          </w:tcPr>
-          <w:p>
-            <w:pPr>
-              <w:keepNext w:val="0"/>
-              <w:spacing w:before="0" w:after="0" w:line="280" w:lineRule="exact"/>
-              <w:jc w:val="left"/>
-            </w:pPr>
-            <w:r>
-              <w:rPr>
-                <w:rFonts w:ascii="Arial" w:hAnsi="Arial" w:cs="Bahij TheSansArabic Plain"/>
-                <w:b w:val="0"/>
-                <w:color w:val="242235"/>
-                <w:sz w:val="18"/>
-              </w:rPr>
-            </w:r>
-            <w:r>
-              <w:rPr>
-                <w:rFonts w:ascii="Bahij TheSansArabic Plain" w:hAnsi="Bahij TheSansArabic Plain" w:cs="Bahij TheSansArabic Plain"/>
-                <w:b w:val="0"/>
-                <w:color w:val="242235"/>
-                <w:sz w:val="19"/>
-                <w:rtl/>
-                <w:szCs w:val="19"/>
-              </w:rPr>
-              <w:t>⁧اسم العميل⁩</w:t>
-            </w:r>
-            <w:r>
-              <w:rPr>
-                <w:rFonts w:ascii="Arial" w:hAnsi="Arial" w:cs="Bahij TheSansArabic Plain"/>
-                <w:b w:val="0"/>
-                <w:color w:val="656575"/>
-                <w:sz w:val="16"/>
-              </w:rPr>
-              <w:t xml:space="preserve"> / </w:t>
-            </w:r>
-            <w:r>
-              <w:rPr>
-                <w:rFonts w:ascii="Arial" w:hAnsi="Arial" w:cs="Bahij TheSansArabic Plain"/>
-                <w:b w:val="0"/>
-                <w:color w:val="656575"/>
-                <w:sz w:val="15"/>
-              </w:rPr>
-              <w:t>⁦Client Name⁩</w:t>
             </w:r>
           </w:p>
           <w:p>
@@ -18633,7 +18842,8 @@
         </w:tblBorders>
       </w:tblPr>
       <w:tblGrid>
-        <w:gridCol w:w="9986"/>
+        <w:gridCol w:w="4993"/>
+        <w:gridCol w:w="4993"/>
       </w:tblGrid>
       <w:tr>
         <w:trPr>
@@ -18641,7 +18851,7 @@
         </w:trPr>
         <w:tc>
           <w:tcPr>
-            <w:tcW w:type="dxa" w:w="9986"/>
+            <w:tcW w:type="dxa" w:w="4993"/>
             <w:tcMar>
               <w:top w:w="65" w:type="dxa"/>
               <w:bottom w:w="55" w:type="dxa"/>
@@ -18673,7 +18883,7 @@
                 <w:rtl/>
                 <w:szCs w:val="19"/>
               </w:rPr>
-              <w:t>⁧توقيع العميل⁩</w:t>
+              <w:t>⁧اسم العميل⁩</w:t>
             </w:r>
             <w:r>
               <w:rPr>
@@ -18691,13 +18901,93 @@
                 <w:color w:val="656575"/>
                 <w:sz w:val="15"/>
               </w:rPr>
-              <w:t>⁦Client signature⁩</w:t>
+              <w:t>⁦Client Name⁩</w:t>
             </w:r>
           </w:p>
           <w:p>
             <w:pPr>
               <w:keepNext w:val="0"/>
-              <w:spacing w:before="0" w:after="0" w:line="1300" w:lineRule="exact"/>
+              <w:spacing w:before="0" w:after="0" w:line="900" w:lineRule="exact"/>
+              <w:jc w:val="left"/>
+            </w:pPr>
+            <w:r>
+              <w:rPr>
+                <w:rFonts w:ascii="Arial" w:hAnsi="Arial" w:cs="Bahij TheSansArabic Plain"/>
+                <w:b w:val="0"/>
+                <w:color w:val="242235"/>
+                <w:sz w:val="4"/>
+              </w:rPr>
+            </w:r>
+            <w:r>
+              <w:rPr>
+                <w:rFonts w:ascii="Arial" w:hAnsi="Arial" w:cs="Bahij TheSansArabic Plain"/>
+                <w:b w:val="0"/>
+                <w:color w:val="242235"/>
+                <w:sz w:val="4"/>
+              </w:rPr>
+              <w:t xml:space="preserve"> </w:t>
+            </w:r>
+          </w:p>
+        </w:tc>
+        <w:tc>
+          <w:tcPr>
+            <w:tcW w:type="dxa" w:w="4993"/>
+            <w:tcMar>
+              <w:top w:w="65" w:type="dxa"/>
+              <w:bottom w:w="55" w:type="dxa"/>
+              <w:left w:w="100" w:type="dxa"/>
+              <w:right w:w="100" w:type="dxa"/>
+            </w:tcMar>
+            <w:vAlign w:val="bottom"/>
+          </w:tcPr>
+          <w:p>
+            <w:pPr>
+              <w:keepNext w:val="0"/>
+              <w:spacing w:before="0" w:after="0" w:line="280" w:lineRule="exact"/>
+              <w:jc w:val="left"/>
+            </w:pPr>
+            <w:r>
+              <w:rPr>
+                <w:rFonts w:ascii="Arial" w:hAnsi="Arial" w:cs="Bahij TheSansArabic Plain"/>
+                <w:b w:val="0"/>
+                <w:color w:val="242235"/>
+                <w:sz w:val="18"/>
+              </w:rPr>
+            </w:r>
+            <w:r>
+              <w:rPr>
+                <w:rFonts w:ascii="Bahij TheSansArabic Plain" w:hAnsi="Bahij TheSansArabic Plain" w:cs="Bahij TheSansArabic Plain"/>
+                <w:b w:val="0"/>
+                <w:color w:val="242235"/>
+                <w:sz w:val="19"/>
+                <w:rtl/>
+                <w:szCs w:val="19"/>
+              </w:rPr>
+              <w:t>⁧توقيع العميل⁩</w:t>
+            </w:r>
+            <w:r>
+              <w:rPr>
+                <w:rFonts w:ascii="Arial" w:hAnsi="Arial" w:cs="Bahij TheSansArabic Plain"/>
+                <w:b w:val="0"/>
+                <w:color w:val="656575"/>
+                <w:sz w:val="16"/>
+              </w:rPr>
+              <w:t xml:space="preserve"> / </w:t>
+            </w:r>
+            <w:r>
+              <w:rPr>
+                <w:rFonts w:ascii="Arial" w:hAnsi="Arial" w:cs="Bahij TheSansArabic Plain"/>
+                <w:b w:val="0"/>
+                <w:color w:val="656575"/>
+                <w:sz w:val="15"/>
+              </w:rPr>
+              <w:t>⁦Client signature⁩</w:t>
+            </w:r>
+          </w:p>
+          <w:p>
+            <w:pPr>
+              <w:keepNext w:val="0"/>
+              <w:spacing w:before="0" w:after="0" w:line="900" w:lineRule="exact"/>
               <w:jc w:val="left"/>
             </w:pPr>
             <w:r>

--- a/output/documents/kyc-corporate.docx
+++ b/output/documents/kyc-corporate.docx
@@ -6152,207 +6152,6 @@
                 <w:sz w:val="15"/>
               </w:rPr>
               <w:t>⁦ID No⁩</w:t>
-            </w:r>
-          </w:p>
-          <w:p>
-            <w:pPr>
-              <w:keepNext w:val="0"/>
-              <w:spacing w:before="0" w:after="0" w:line="480" w:lineRule="exact"/>
-              <w:jc w:val="left"/>
-            </w:pPr>
-            <w:r>
-              <w:rPr>
-                <w:rFonts w:ascii="Arial" w:hAnsi="Arial" w:cs="Bahij TheSansArabic Plain"/>
-                <w:b w:val="0"/>
-                <w:color w:val="242235"/>
-                <w:sz w:val="4"/>
-              </w:rPr>
-            </w:r>
-            <w:r>
-              <w:rPr>
-                <w:rFonts w:ascii="Arial" w:hAnsi="Arial" w:cs="Bahij TheSansArabic Plain"/>
-                <w:b w:val="0"/>
-                <w:color w:val="242235"/>
-                <w:sz w:val="4"/>
-              </w:rPr>
-              <w:t xml:space="preserve"> </w:t>
-            </w:r>
-          </w:p>
-        </w:tc>
-        <w:tc>
-          <w:tcPr>
-            <w:tcW w:type="dxa" w:w="4993"/>
-            <w:tcMar>
-              <w:top w:w="65" w:type="dxa"/>
-              <w:bottom w:w="55" w:type="dxa"/>
-              <w:left w:w="100" w:type="dxa"/>
-              <w:right w:w="100" w:type="dxa"/>
-            </w:tcMar>
-            <w:vAlign w:val="bottom"/>
-          </w:tcPr>
-          <w:p>
-            <w:pPr>
-              <w:keepNext w:val="0"/>
-              <w:spacing w:before="0" w:after="0" w:line="280" w:lineRule="exact"/>
-              <w:jc w:val="left"/>
-            </w:pPr>
-            <w:r>
-              <w:rPr>
-                <w:rFonts w:ascii="Arial" w:hAnsi="Arial" w:cs="Bahij TheSansArabic Plain"/>
-                <w:b w:val="0"/>
-                <w:color w:val="242235"/>
-                <w:sz w:val="18"/>
-              </w:rPr>
-            </w:r>
-            <w:r>
-              <w:rPr>
-                <w:rFonts w:ascii="Bahij TheSansArabic Plain" w:hAnsi="Bahij TheSansArabic Plain" w:cs="Bahij TheSansArabic Plain"/>
-                <w:b w:val="0"/>
-                <w:color w:val="242235"/>
-                <w:sz w:val="19"/>
-                <w:rtl/>
-                <w:szCs w:val="19"/>
-              </w:rPr>
-              <w:t>⁧مكان الإصدار⁩</w:t>
-            </w:r>
-            <w:r>
-              <w:rPr>
-                <w:rFonts w:ascii="Arial" w:hAnsi="Arial" w:cs="Bahij TheSansArabic Plain"/>
-                <w:b w:val="0"/>
-                <w:color w:val="656575"/>
-                <w:sz w:val="16"/>
-              </w:rPr>
-              <w:t xml:space="preserve"> / </w:t>
-            </w:r>
-            <w:r>
-              <w:rPr>
-                <w:rFonts w:ascii="Arial" w:hAnsi="Arial" w:cs="Bahij TheSansArabic Plain"/>
-                <w:b w:val="0"/>
-                <w:color w:val="656575"/>
-                <w:sz w:val="15"/>
-              </w:rPr>
-              <w:t>⁦Place of Issue⁩</w:t>
-            </w:r>
-          </w:p>
-          <w:p>
-            <w:pPr>
-              <w:keepNext w:val="0"/>
-              <w:spacing w:before="0" w:after="0" w:line="480" w:lineRule="exact"/>
-              <w:jc w:val="left"/>
-            </w:pPr>
-            <w:r>
-              <w:rPr>
-                <w:rFonts w:ascii="Arial" w:hAnsi="Arial" w:cs="Bahij TheSansArabic Plain"/>
-                <w:b w:val="0"/>
-                <w:color w:val="242235"/>
-                <w:sz w:val="4"/>
-              </w:rPr>
-            </w:r>
-            <w:r>
-              <w:rPr>
-                <w:rFonts w:ascii="Arial" w:hAnsi="Arial" w:cs="Bahij TheSansArabic Plain"/>
-                <w:b w:val="0"/>
-                <w:color w:val="242235"/>
-                <w:sz w:val="4"/>
-              </w:rPr>
-              <w:t xml:space="preserve"> </w:t>
-            </w:r>
-          </w:p>
-        </w:tc>
-      </w:tr>
-    </w:tbl>
-    <w:p>
-      <w:pPr>
-        <w:keepNext w:val="0"/>
-        <w:spacing w:before="0" w:after="0" w:line="2" w:lineRule="exact"/>
-        <w:jc w:val="left"/>
-      </w:pPr>
-      <w:r>
-        <w:rPr>
-          <w:rFonts w:ascii="Arial" w:hAnsi="Arial" w:cs="Bahij TheSansArabic Plain"/>
-          <w:b w:val="0"/>
-          <w:color w:val="242235"/>
-          <w:sz w:val="2"/>
-        </w:rPr>
-        <w:t xml:space="preserve"> </w:t>
-      </w:r>
-    </w:p>
-    <w:tbl>
-      <w:tblPr>
-        <w:tblW w:type="auto" w:w="0"/>
-        <w:jc w:val="center"/>
-        <w:tblLayout w:type="fixed"/>
-        <w:tblLook w:firstColumn="1" w:firstRow="1" w:lastColumn="0" w:lastRow="0" w:noHBand="0" w:noVBand="1" w:val="04A0"/>
-        <w:tblBorders>
-          <w:top w:val="single" w:sz="3" w:color="9B92A2"/>
-          <w:bottom w:val="single" w:sz="3" w:color="9B92A2"/>
-          <w:left w:val="single" w:sz="3" w:color="9B92A2"/>
-          <w:right w:val="single" w:sz="3" w:color="9B92A2"/>
-          <w:insideH w:val="single" w:sz="3" w:color="9B92A2"/>
-          <w:insideV w:val="single" w:sz="3" w:color="9B92A2"/>
-        </w:tblBorders>
-      </w:tblPr>
-      <w:tblGrid>
-        <w:gridCol w:w="4993"/>
-        <w:gridCol w:w="4993"/>
-      </w:tblGrid>
-      <w:tr>
-        <w:trPr>
-          <w:cantSplit/>
-        </w:trPr>
-        <w:tc>
-          <w:tcPr>
-            <w:tcW w:type="dxa" w:w="4993"/>
-            <w:tcMar>
-              <w:top w:w="65" w:type="dxa"/>
-              <w:bottom w:w="55" w:type="dxa"/>
-              <w:left w:w="100" w:type="dxa"/>
-              <w:right w:w="100" w:type="dxa"/>
-            </w:tcMar>
-            <w:vAlign w:val="bottom"/>
-          </w:tcPr>
-          <w:p>
-            <w:pPr>
-              <w:keepNext w:val="0"/>
-              <w:spacing w:before="0" w:after="0" w:line="280" w:lineRule="exact"/>
-              <w:jc w:val="left"/>
-            </w:pPr>
-            <w:r>
-              <w:rPr>
-                <w:rFonts w:ascii="Arial" w:hAnsi="Arial" w:cs="Bahij TheSansArabic Plain"/>
-                <w:b w:val="0"/>
-                <w:color w:val="242235"/>
-                <w:sz w:val="18"/>
-              </w:rPr>
-            </w:r>
-            <w:r>
-              <w:rPr>
-                <w:rFonts w:ascii="Bahij TheSansArabic Plain" w:hAnsi="Bahij TheSansArabic Plain" w:cs="Bahij TheSansArabic Plain"/>
-                <w:b w:val="0"/>
-                <w:color w:val="242235"/>
-                <w:sz w:val="19"/>
-                <w:rtl/>
-                <w:szCs w:val="19"/>
-              </w:rPr>
-              <w:t>⁧تاريخ الإصدار⁩</w:t>
-            </w:r>
-            <w:r>
-              <w:rPr>
-                <w:rFonts w:ascii="Arial" w:hAnsi="Arial" w:cs="Bahij TheSansArabic Plain"/>
-                <w:b w:val="0"/>
-                <w:color w:val="656575"/>
-                <w:sz w:val="16"/>
-              </w:rPr>
-              <w:t xml:space="preserve"> / </w:t>
-            </w:r>
-            <w:r>
-              <w:rPr>
-                <w:rFonts w:ascii="Arial" w:hAnsi="Arial" w:cs="Bahij TheSansArabic Plain"/>
-                <w:b w:val="0"/>
-                <w:color w:val="656575"/>
-                <w:sz w:val="15"/>
-              </w:rPr>
-              <w:t>⁦Date of Issue⁩</w:t>
             </w:r>
           </w:p>
           <w:p>
@@ -14476,11 +14275,6 @@
           <w:sz w:val="2"/>
         </w:rPr>
         <w:t xml:space="preserve"> </w:t>
-      </w:r>
-    </w:p>
-    <w:p>
-      <w:r>
-        <w:br w:type="page"/>
       </w:r>
     </w:p>
     <w:p>

--- a/output/documents/kyc-corporate.docx
+++ b/output/documents/kyc-corporate.docx
@@ -18856,20 +18856,18 @@
   </w:p>
   <w:p>
     <w:pPr>
+      <w:keepNext w:val="0"/>
       <w:spacing w:before="0" w:after="0" w:line="180" w:lineRule="exact"/>
-      <w:jc w:val="start"/>
-      <w:bidi/>
+      <w:jc w:val="center"/>
     </w:pPr>
     <w:r>
       <w:rPr>
-        <w:rFonts w:ascii="Bahij TheSansArabic Plain" w:hAnsi="Bahij TheSansArabic Plain" w:cs="Bahij TheSansArabic Plain"/>
+        <w:rFonts w:ascii="Arial" w:hAnsi="Arial" w:cs="Bahij TheSansArabic Plain"/>
         <w:b w:val="0"/>
         <w:color w:val="656575"/>
-        <w:sz w:val="13"/>
-        <w:rtl/>
-        <w:szCs w:val="13"/>
-      </w:rPr>
-      <w:t>7855 أحمد العطاس، حي الزهراء، وحدة 2563، جدة 23425-2753، المملكة العربية السعودية</w:t>
+        <w:sz w:val="14"/>
+      </w:rPr>
+      <w:t>Al Zahraa District - Prince Naif Branch - Al Saha Square, 1st Floor | 2505 - Al Zahra Dist | Unit No 7940 | Jeddah 23425-2753 | Kingdom of Saudi Arabia</w:t>
     </w:r>
   </w:p>
   <w:p>
